--- a/Integrador nivel 3.docx
+++ b/Integrador nivel 3.docx
@@ -4,6 +4,7 @@
   <w:body>
     <w:p>
       <w:pPr>
+        <w:spacing w:after="0"/>
         <w:rPr>
           <w:b/>
           <w:bCs/>
@@ -23,6 +24,7 @@
     </w:p>
     <w:p>
       <w:pPr>
+        <w:spacing w:after="0"/>
         <w:rPr>
           <w:b/>
           <w:bCs/>
@@ -42,6 +44,7 @@
     </w:p>
     <w:p>
       <w:pPr>
+        <w:spacing w:after="0"/>
         <w:jc w:val="both"/>
       </w:pPr>
       <w:r>
@@ -57,6 +60,19 @@
       </w:r>
     </w:p>
     <w:p>
+      <w:pPr>
+        <w:spacing w:after="0"/>
+      </w:pPr>
+    </w:p>
+    <w:p>
+      <w:pPr>
+        <w:spacing w:after="0"/>
+        <w:jc w:val="both"/>
+        <w:rPr>
+          <w:b/>
+          <w:bCs/>
+        </w:rPr>
+      </w:pPr>
       <w:r>
         <w:rPr>
           <w:b/>
@@ -64,13 +80,13 @@
           <w:noProof/>
         </w:rPr>
         <w:drawing>
-          <wp:anchor distT="0" distB="0" distL="114300" distR="114300" simplePos="0" relativeHeight="251658240" behindDoc="0" locked="0" layoutInCell="1" allowOverlap="1" wp14:anchorId="1A2D7245" wp14:editId="16117EB8">
+          <wp:anchor distT="0" distB="0" distL="114300" distR="114300" simplePos="0" relativeHeight="251658240" behindDoc="0" locked="0" layoutInCell="1" allowOverlap="1" wp14:anchorId="1A2D7245" wp14:editId="17C9D07A">
             <wp:simplePos x="0" y="0"/>
             <wp:positionH relativeFrom="margin">
-              <wp:posOffset>-372745</wp:posOffset>
+              <wp:posOffset>-344170</wp:posOffset>
             </wp:positionH>
             <wp:positionV relativeFrom="paragraph">
-              <wp:posOffset>120015</wp:posOffset>
+              <wp:posOffset>259715</wp:posOffset>
             </wp:positionV>
             <wp:extent cx="6651252" cy="3873500"/>
             <wp:effectExtent l="0" t="0" r="0" b="0"/>
@@ -122,6 +138,7 @@
     </w:p>
     <w:p>
       <w:pPr>
+        <w:spacing w:after="0"/>
         <w:jc w:val="both"/>
         <w:rPr>
           <w:b/>
@@ -131,6 +148,7 @@
     </w:p>
     <w:p>
       <w:pPr>
+        <w:spacing w:after="0"/>
         <w:jc w:val="both"/>
         <w:rPr>
           <w:b/>
@@ -140,6 +158,7 @@
     </w:p>
     <w:p>
       <w:pPr>
+        <w:spacing w:after="0"/>
         <w:jc w:val="both"/>
         <w:rPr>
           <w:b/>
@@ -149,6 +168,7 @@
     </w:p>
     <w:p>
       <w:pPr>
+        <w:spacing w:after="0"/>
         <w:jc w:val="both"/>
         <w:rPr>
           <w:b/>
@@ -158,6 +178,7 @@
     </w:p>
     <w:p>
       <w:pPr>
+        <w:spacing w:after="0"/>
         <w:jc w:val="both"/>
         <w:rPr>
           <w:b/>
@@ -167,6 +188,7 @@
     </w:p>
     <w:p>
       <w:pPr>
+        <w:spacing w:after="0"/>
         <w:jc w:val="both"/>
         <w:rPr>
           <w:b/>
@@ -176,6 +198,7 @@
     </w:p>
     <w:p>
       <w:pPr>
+        <w:spacing w:after="0"/>
         <w:jc w:val="both"/>
         <w:rPr>
           <w:b/>
@@ -185,6 +208,7 @@
     </w:p>
     <w:p>
       <w:pPr>
+        <w:spacing w:after="0"/>
         <w:jc w:val="both"/>
         <w:rPr>
           <w:b/>
@@ -194,6 +218,7 @@
     </w:p>
     <w:p>
       <w:pPr>
+        <w:spacing w:after="0"/>
         <w:jc w:val="both"/>
         <w:rPr>
           <w:b/>
@@ -203,6 +228,7 @@
     </w:p>
     <w:p>
       <w:pPr>
+        <w:spacing w:after="0"/>
         <w:jc w:val="both"/>
         <w:rPr>
           <w:b/>
@@ -212,6 +238,7 @@
     </w:p>
     <w:p>
       <w:pPr>
+        <w:spacing w:after="0"/>
         <w:jc w:val="both"/>
         <w:rPr>
           <w:b/>
@@ -221,6 +248,7 @@
     </w:p>
     <w:p>
       <w:pPr>
+        <w:spacing w:after="0"/>
         <w:jc w:val="both"/>
         <w:rPr>
           <w:b/>
@@ -230,6 +258,7 @@
     </w:p>
     <w:p>
       <w:pPr>
+        <w:spacing w:after="0"/>
         <w:jc w:val="both"/>
         <w:rPr>
           <w:b/>
@@ -239,6 +268,7 @@
     </w:p>
     <w:p>
       <w:pPr>
+        <w:spacing w:after="0"/>
         <w:jc w:val="both"/>
         <w:rPr>
           <w:b/>
@@ -248,12 +278,103 @@
     </w:p>
     <w:p>
       <w:pPr>
+        <w:spacing w:after="0"/>
         <w:jc w:val="both"/>
         <w:rPr>
           <w:b/>
           <w:bCs/>
         </w:rPr>
       </w:pPr>
+    </w:p>
+    <w:p>
+      <w:pPr>
+        <w:spacing w:after="0"/>
+        <w:jc w:val="both"/>
+        <w:rPr>
+          <w:b/>
+          <w:bCs/>
+        </w:rPr>
+      </w:pPr>
+    </w:p>
+    <w:p>
+      <w:pPr>
+        <w:spacing w:after="0"/>
+        <w:jc w:val="both"/>
+        <w:rPr>
+          <w:b/>
+          <w:bCs/>
+        </w:rPr>
+      </w:pPr>
+    </w:p>
+    <w:p>
+      <w:pPr>
+        <w:spacing w:after="0"/>
+        <w:jc w:val="both"/>
+        <w:rPr>
+          <w:b/>
+          <w:bCs/>
+        </w:rPr>
+      </w:pPr>
+    </w:p>
+    <w:p>
+      <w:pPr>
+        <w:spacing w:after="0"/>
+        <w:jc w:val="both"/>
+        <w:rPr>
+          <w:b/>
+          <w:bCs/>
+        </w:rPr>
+      </w:pPr>
+    </w:p>
+    <w:p>
+      <w:pPr>
+        <w:spacing w:after="0"/>
+        <w:jc w:val="both"/>
+        <w:rPr>
+          <w:b/>
+          <w:bCs/>
+        </w:rPr>
+      </w:pPr>
+    </w:p>
+    <w:p>
+      <w:pPr>
+        <w:spacing w:after="0"/>
+        <w:jc w:val="both"/>
+        <w:rPr>
+          <w:b/>
+          <w:bCs/>
+        </w:rPr>
+      </w:pPr>
+    </w:p>
+    <w:p>
+      <w:pPr>
+        <w:spacing w:after="0"/>
+        <w:jc w:val="both"/>
+        <w:rPr>
+          <w:b/>
+          <w:bCs/>
+        </w:rPr>
+      </w:pPr>
+    </w:p>
+    <w:p>
+      <w:pPr>
+        <w:spacing w:after="0"/>
+        <w:jc w:val="both"/>
+        <w:rPr>
+          <w:b/>
+          <w:bCs/>
+        </w:rPr>
+      </w:pPr>
+    </w:p>
+    <w:p>
+      <w:pPr>
+        <w:spacing w:after="0"/>
+        <w:jc w:val="both"/>
+        <w:rPr>
+          <w:b/>
+          <w:bCs/>
+        </w:rPr>
+      </w:pPr>
       <w:r>
         <w:rPr>
           <w:b/>
@@ -264,17 +385,37 @@
     </w:p>
     <w:p>
       <w:pPr>
-        <w:rPr>
-          <w:b/>
-          <w:bCs/>
-        </w:rPr>
-      </w:pPr>
-      <w:r>
-        <w:rPr>
-          <w:b/>
-          <w:bCs/>
-        </w:rPr>
-        <w:t xml:space="preserve">Submódulo : </w:t>
+        <w:spacing w:after="0"/>
+        <w:jc w:val="both"/>
+        <w:rPr>
+          <w:b/>
+          <w:bCs/>
+        </w:rPr>
+      </w:pPr>
+    </w:p>
+    <w:p>
+      <w:pPr>
+        <w:spacing w:after="0"/>
+        <w:rPr>
+          <w:b/>
+          <w:bCs/>
+        </w:rPr>
+      </w:pPr>
+      <w:proofErr w:type="gramStart"/>
+      <w:r>
+        <w:rPr>
+          <w:b/>
+          <w:bCs/>
+        </w:rPr>
+        <w:t>Submódulo :</w:t>
+      </w:r>
+      <w:proofErr w:type="gramEnd"/>
+      <w:r>
+        <w:rPr>
+          <w:b/>
+          <w:bCs/>
+        </w:rPr>
+        <w:t xml:space="preserve"> </w:t>
       </w:r>
       <w:proofErr w:type="spellStart"/>
       <w:r>
@@ -294,48 +435,680 @@
       </w:r>
     </w:p>
     <w:p>
-      <w:r>
-        <w:t xml:space="preserve">En este submódulo, los estudiantes desarrollarán el </w:t>
+      <w:pPr>
+        <w:spacing w:after="0"/>
+        <w:jc w:val="both"/>
+      </w:pPr>
+      <w:r>
+        <w:t>E</w:t>
+      </w:r>
+      <w:r>
+        <w:t xml:space="preserve">ste es un submódulo de </w:t>
+      </w:r>
+      <w:r>
+        <w:rPr>
+          <w:b/>
+          <w:bCs/>
+        </w:rPr>
+        <w:t>Nivel 3</w:t>
+      </w:r>
+      <w:r>
+        <w:t xml:space="preserve">. Esto significa que el objetivo final de este curso no es solo crear una interfaz, sino lograr la </w:t>
+      </w:r>
+      <w:r>
+        <w:rPr>
+          <w:b/>
+          <w:bCs/>
+        </w:rPr>
+        <w:t>integración total y real</w:t>
+      </w:r>
+      <w:r>
+        <w:t xml:space="preserve"> de su proyecto. Para la semana 17, esta aplicación de </w:t>
       </w:r>
       <w:proofErr w:type="spellStart"/>
       <w:r>
-        <w:t>frontend</w:t>
+        <w:t>React</w:t>
       </w:r>
       <w:proofErr w:type="spellEnd"/>
       <w:r>
-        <w:t xml:space="preserve"> de la plataforma utilizando </w:t>
+        <w:t xml:space="preserve"> deberá consumir directamente la API REST (Spring Boot) construida en el submódulo de </w:t>
       </w:r>
       <w:proofErr w:type="spellStart"/>
       <w:r>
+        <w:t>Backend</w:t>
+      </w:r>
+      <w:proofErr w:type="spellEnd"/>
+      <w:r>
+        <w:t>, la cual a su vez estará conectada a su Base de Datos.</w:t>
+      </w:r>
+    </w:p>
+    <w:p>
+      <w:pPr>
+        <w:spacing w:after="0"/>
+      </w:pPr>
+      <w:r>
+        <w:rPr>
+          <w:b/>
+          <w:bCs/>
+        </w:rPr>
+        <w:lastRenderedPageBreak/>
+        <w:t>Regla de oro:</w:t>
+      </w:r>
+      <w:r>
+        <w:t xml:space="preserve"> Cada entrega es estrictamente acumulativa. No se revisará el avance de la semana 12 o 17 si el código no incluye las refactorizaciones y correcciones arquitectónicas exigidas por el docente en la fase anterior.</w:t>
+      </w:r>
+    </w:p>
+    <w:p>
+      <w:pPr>
+        <w:spacing w:after="0"/>
+        <w:rPr>
+          <w:b/>
+          <w:bCs/>
+        </w:rPr>
+      </w:pPr>
+    </w:p>
+    <w:p>
+      <w:pPr>
+        <w:spacing w:after="0"/>
+        <w:rPr>
+          <w:b/>
+          <w:bCs/>
+        </w:rPr>
+      </w:pPr>
+      <w:r>
+        <w:rPr>
+          <w:b/>
+          <w:bCs/>
+        </w:rPr>
+        <w:t>Entregables</w:t>
+      </w:r>
+    </w:p>
+    <w:p>
+      <w:pPr>
+        <w:spacing w:after="0"/>
+        <w:rPr>
+          <w:b/>
+          <w:bCs/>
+        </w:rPr>
+      </w:pPr>
+      <w:r>
+        <w:rPr>
+          <w:b/>
+          <w:bCs/>
+        </w:rPr>
+        <w:t>Momento 1:</w:t>
+      </w:r>
+    </w:p>
+    <w:p>
+      <w:pPr>
+        <w:spacing w:after="0"/>
+      </w:pPr>
+      <w:r>
+        <w:rPr>
+          <w:b/>
+          <w:bCs/>
+        </w:rPr>
+        <w:t>Objetivo:</w:t>
+      </w:r>
+      <w:r>
+        <w:t xml:space="preserve"> Trasladar el diseño estático a un ecosistema de </w:t>
+      </w:r>
+      <w:proofErr w:type="spellStart"/>
+      <w:r>
         <w:t>React</w:t>
       </w:r>
       <w:proofErr w:type="spellEnd"/>
       <w:r>
-        <w:t>, enfocándose en la creación de una interfaz intuitiva y amigable para los usuarios.</w:t>
-      </w:r>
-    </w:p>
-    <w:p>
-      <w:pPr>
-        <w:rPr>
-          <w:b/>
-          <w:bCs/>
-        </w:rPr>
-      </w:pPr>
-    </w:p>
-    <w:p>
-      <w:pPr>
-        <w:rPr>
-          <w:b/>
-          <w:bCs/>
-        </w:rPr>
-      </w:pPr>
-    </w:p>
-    <w:p>
-      <w:pPr>
-        <w:rPr>
-          <w:b/>
-          <w:bCs/>
-        </w:rPr>
+        <w:t>, dividiendo la interfaz en componentes reutilizables y manejando datos estáticos a través de estados locales.</w:t>
+      </w:r>
+    </w:p>
+    <w:p>
+      <w:pPr>
+        <w:spacing w:after="0"/>
+      </w:pPr>
+      <w:r>
+        <w:rPr>
+          <w:b/>
+          <w:bCs/>
+        </w:rPr>
+        <w:t>Entregables esperados:</w:t>
+      </w:r>
+    </w:p>
+    <w:p>
+      <w:pPr>
+        <w:numPr>
+          <w:ilvl w:val="0"/>
+          <w:numId w:val="19"/>
+        </w:numPr>
+        <w:spacing w:after="0"/>
+      </w:pPr>
+      <w:r>
+        <w:rPr>
+          <w:b/>
+          <w:bCs/>
+        </w:rPr>
+        <w:t xml:space="preserve">Proyecto </w:t>
+      </w:r>
+      <w:proofErr w:type="spellStart"/>
+      <w:r>
+        <w:rPr>
+          <w:b/>
+          <w:bCs/>
+        </w:rPr>
+        <w:t>React</w:t>
+      </w:r>
+      <w:proofErr w:type="spellEnd"/>
+      <w:r>
+        <w:rPr>
+          <w:b/>
+          <w:bCs/>
+        </w:rPr>
+        <w:t xml:space="preserve"> Inicializado:</w:t>
+      </w:r>
+      <w:r>
+        <w:t xml:space="preserve"> Proyecto creado utilizando Vite, estructurado correctamente con carpetas para componentes, </w:t>
+      </w:r>
+      <w:proofErr w:type="spellStart"/>
+      <w:r>
+        <w:rPr>
+          <w:i/>
+          <w:iCs/>
+        </w:rPr>
+        <w:t>assets</w:t>
+      </w:r>
+      <w:proofErr w:type="spellEnd"/>
+      <w:r>
+        <w:t xml:space="preserve"> y vistas, según las buenas prácticas de la semana 3. </w:t>
+      </w:r>
+    </w:p>
+    <w:p>
+      <w:pPr>
+        <w:numPr>
+          <w:ilvl w:val="0"/>
+          <w:numId w:val="19"/>
+        </w:numPr>
+        <w:spacing w:after="0"/>
+      </w:pPr>
+      <w:r>
+        <w:rPr>
+          <w:b/>
+          <w:bCs/>
+        </w:rPr>
+        <w:t>Árbol de Componentes:</w:t>
+      </w:r>
+      <w:r>
+        <w:t xml:space="preserve"> Deben maquetar las vistas principales de su proyecto utilizando componentes de </w:t>
+      </w:r>
+      <w:proofErr w:type="spellStart"/>
+      <w:r>
+        <w:t>React</w:t>
+      </w:r>
+      <w:proofErr w:type="spellEnd"/>
+      <w:r>
+        <w:t xml:space="preserve"> y JSX (Semanas 4 y 5).</w:t>
+      </w:r>
+    </w:p>
+    <w:p>
+      <w:pPr>
+        <w:numPr>
+          <w:ilvl w:val="1"/>
+          <w:numId w:val="19"/>
+        </w:numPr>
+        <w:spacing w:after="0"/>
+      </w:pPr>
+      <w:r>
+        <w:rPr>
+          <w:i/>
+          <w:iCs/>
+        </w:rPr>
+        <w:t>Requisito:</w:t>
+      </w:r>
+      <w:r>
+        <w:t xml:space="preserve"> Dividir la interfaz lógicamente. Por ejemplo, no tener un solo archivo gigante, sino componentes separados como &lt;</w:t>
+      </w:r>
+      <w:proofErr w:type="spellStart"/>
+      <w:r>
+        <w:t>Navbar</w:t>
+      </w:r>
+      <w:proofErr w:type="spellEnd"/>
+      <w:r>
+        <w:t xml:space="preserve"> /&gt;, &lt;</w:t>
+      </w:r>
+      <w:proofErr w:type="spellStart"/>
+      <w:r>
+        <w:t>ProductCard</w:t>
+      </w:r>
+      <w:proofErr w:type="spellEnd"/>
+      <w:r>
+        <w:t xml:space="preserve"> /&gt;, &lt;Footer /&gt;.</w:t>
+      </w:r>
+    </w:p>
+    <w:p>
+      <w:pPr>
+        <w:numPr>
+          <w:ilvl w:val="0"/>
+          <w:numId w:val="19"/>
+        </w:numPr>
+        <w:spacing w:after="0"/>
+      </w:pPr>
+      <w:r>
+        <w:rPr>
+          <w:b/>
+          <w:bCs/>
+        </w:rPr>
+        <w:t>Gestión de Estado (</w:t>
+      </w:r>
+      <w:proofErr w:type="spellStart"/>
+      <w:r>
+        <w:rPr>
+          <w:b/>
+          <w:bCs/>
+        </w:rPr>
+        <w:t>useState</w:t>
+      </w:r>
+      <w:proofErr w:type="spellEnd"/>
+      <w:r>
+        <w:rPr>
+          <w:b/>
+          <w:bCs/>
+        </w:rPr>
+        <w:t>) y Props:</w:t>
+      </w:r>
+      <w:r>
+        <w:t xml:space="preserve"> La interfaz no puede estar vacía. Deben crear arreglos de datos simulados (</w:t>
+      </w:r>
+      <w:proofErr w:type="spellStart"/>
+      <w:r>
+        <w:rPr>
+          <w:i/>
+          <w:iCs/>
+        </w:rPr>
+        <w:t>mock</w:t>
+      </w:r>
+      <w:proofErr w:type="spellEnd"/>
+      <w:r>
+        <w:rPr>
+          <w:i/>
+          <w:iCs/>
+        </w:rPr>
+        <w:t xml:space="preserve"> data</w:t>
+      </w:r>
+      <w:r>
+        <w:t xml:space="preserve">) en el componente padre y pasarlos a los componentes hijos mediante </w:t>
+      </w:r>
+      <w:r>
+        <w:rPr>
+          <w:i/>
+          <w:iCs/>
+        </w:rPr>
+        <w:t>Props</w:t>
+      </w:r>
+      <w:r>
+        <w:t>.</w:t>
+      </w:r>
+    </w:p>
+    <w:p>
+      <w:pPr>
+        <w:numPr>
+          <w:ilvl w:val="1"/>
+          <w:numId w:val="19"/>
+        </w:numPr>
+        <w:spacing w:after="0"/>
+      </w:pPr>
+      <w:r>
+        <w:rPr>
+          <w:i/>
+          <w:iCs/>
+        </w:rPr>
+        <w:t>Ejemplo esperado:</w:t>
+      </w:r>
+      <w:r>
+        <w:t xml:space="preserve"> Un componente &lt;</w:t>
+      </w:r>
+      <w:proofErr w:type="spellStart"/>
+      <w:r>
+        <w:t>ListaUsuarios</w:t>
+      </w:r>
+      <w:proofErr w:type="spellEnd"/>
+      <w:r>
+        <w:t xml:space="preserve"> /&gt; que tenga un </w:t>
+      </w:r>
+      <w:proofErr w:type="spellStart"/>
+      <w:r>
+        <w:t>useState</w:t>
+      </w:r>
+      <w:proofErr w:type="spellEnd"/>
+      <w:r>
+        <w:t xml:space="preserve"> con 5 usuarios quemados en código, y que renderice un componente &lt;</w:t>
+      </w:r>
+      <w:proofErr w:type="spellStart"/>
+      <w:r>
+        <w:t>UsuarioCard</w:t>
+      </w:r>
+      <w:proofErr w:type="spellEnd"/>
+      <w:r>
+        <w:t xml:space="preserve"> /&gt; por cada uno de ellos.</w:t>
+      </w:r>
+    </w:p>
+    <w:p>
+      <w:pPr>
+        <w:spacing w:after="0"/>
+      </w:pPr>
+    </w:p>
+    <w:p>
+      <w:pPr>
+        <w:spacing w:after="0"/>
+        <w:rPr>
+          <w:b/>
+          <w:bCs/>
+        </w:rPr>
+      </w:pPr>
+      <w:r>
+        <w:rPr>
+          <w:b/>
+          <w:bCs/>
+        </w:rPr>
+        <w:t>Momento 2:</w:t>
+      </w:r>
+    </w:p>
+    <w:p>
+      <w:pPr>
+        <w:spacing w:after="0"/>
+      </w:pPr>
+      <w:r>
+        <w:rPr>
+          <w:b/>
+          <w:bCs/>
+        </w:rPr>
+        <w:t>Objetivo:</w:t>
+      </w:r>
+      <w:r>
+        <w:t xml:space="preserve"> Convertir los componentes aislados en una </w:t>
+      </w:r>
+      <w:proofErr w:type="gramStart"/>
+      <w:r>
+        <w:rPr>
+          <w:i/>
+          <w:iCs/>
+        </w:rPr>
+        <w:t>Single</w:t>
+      </w:r>
+      <w:proofErr w:type="gramEnd"/>
+      <w:r>
+        <w:rPr>
+          <w:i/>
+          <w:iCs/>
+        </w:rPr>
+        <w:t xml:space="preserve"> Page </w:t>
+      </w:r>
+      <w:proofErr w:type="spellStart"/>
+      <w:r>
+        <w:rPr>
+          <w:i/>
+          <w:iCs/>
+        </w:rPr>
+        <w:t>Application</w:t>
+      </w:r>
+      <w:proofErr w:type="spellEnd"/>
+      <w:r>
+        <w:t xml:space="preserve"> (SPA) navegable, permitiendo la captura de datos reales del usuario y simulando el CRUD completo mediante un estado global.</w:t>
+      </w:r>
+    </w:p>
+    <w:p>
+      <w:pPr>
+        <w:spacing w:after="0"/>
+      </w:pPr>
+      <w:r>
+        <w:rPr>
+          <w:b/>
+          <w:bCs/>
+        </w:rPr>
+        <w:t>Condición de entrega:</w:t>
+      </w:r>
+      <w:r>
+        <w:t xml:space="preserve"> Proyecto versionado, con la arquitectura de componentes corregida si hubo observaciones en la semana 6.</w:t>
+      </w:r>
+    </w:p>
+    <w:p>
+      <w:pPr>
+        <w:spacing w:after="0"/>
+      </w:pPr>
+      <w:r>
+        <w:rPr>
+          <w:b/>
+          <w:bCs/>
+        </w:rPr>
+        <w:t>Entregables esperados:</w:t>
+      </w:r>
+    </w:p>
+    <w:p>
+      <w:pPr>
+        <w:numPr>
+          <w:ilvl w:val="0"/>
+          <w:numId w:val="20"/>
+        </w:numPr>
+        <w:spacing w:after="0"/>
+      </w:pPr>
+      <w:r>
+        <w:rPr>
+          <w:b/>
+          <w:bCs/>
+        </w:rPr>
+        <w:t>Navegación (</w:t>
+      </w:r>
+      <w:proofErr w:type="spellStart"/>
+      <w:r>
+        <w:rPr>
+          <w:b/>
+          <w:bCs/>
+        </w:rPr>
+        <w:t>React</w:t>
+      </w:r>
+      <w:proofErr w:type="spellEnd"/>
+      <w:r>
+        <w:rPr>
+          <w:b/>
+          <w:bCs/>
+        </w:rPr>
+        <w:t xml:space="preserve"> </w:t>
+      </w:r>
+      <w:proofErr w:type="spellStart"/>
+      <w:r>
+        <w:rPr>
+          <w:b/>
+          <w:bCs/>
+        </w:rPr>
+        <w:t>Router</w:t>
+      </w:r>
+      <w:proofErr w:type="spellEnd"/>
+      <w:r>
+        <w:rPr>
+          <w:b/>
+          <w:bCs/>
+        </w:rPr>
+        <w:t xml:space="preserve"> DOM):</w:t>
+      </w:r>
+      <w:r>
+        <w:t xml:space="preserve"> Implementar rutas para moverse entre las diferentes pantallas de su aplicación sin que la página se recargue (Semana 7). 2. </w:t>
+      </w:r>
+      <w:r>
+        <w:rPr>
+          <w:b/>
+          <w:bCs/>
+        </w:rPr>
+        <w:t>Formularios Controlados:</w:t>
+      </w:r>
+      <w:r>
+        <w:t xml:space="preserve"> Crear los formularios de su proyecto (ej. "Crear Producto", "Login") asegurando que los </w:t>
+      </w:r>
+      <w:r>
+        <w:rPr>
+          <w:i/>
+          <w:iCs/>
+        </w:rPr>
+        <w:t>inputs</w:t>
+      </w:r>
+      <w:r>
+        <w:t xml:space="preserve"> estén controlados por el estado de </w:t>
+      </w:r>
+      <w:proofErr w:type="spellStart"/>
+      <w:r>
+        <w:t>React</w:t>
+      </w:r>
+      <w:proofErr w:type="spellEnd"/>
+      <w:r>
+        <w:t>, tal como se vio en la semana 9.</w:t>
+      </w:r>
+    </w:p>
+    <w:p>
+      <w:pPr>
+        <w:numPr>
+          <w:ilvl w:val="0"/>
+          <w:numId w:val="20"/>
+        </w:numPr>
+        <w:spacing w:after="0"/>
+      </w:pPr>
+      <w:r>
+        <w:rPr>
+          <w:b/>
+          <w:bCs/>
+        </w:rPr>
+        <w:t>Estado Global (</w:t>
+      </w:r>
+      <w:proofErr w:type="spellStart"/>
+      <w:r>
+        <w:rPr>
+          <w:b/>
+          <w:bCs/>
+        </w:rPr>
+        <w:t>Context</w:t>
+      </w:r>
+      <w:proofErr w:type="spellEnd"/>
+      <w:r>
+        <w:rPr>
+          <w:b/>
+          <w:bCs/>
+        </w:rPr>
+        <w:t xml:space="preserve"> API):</w:t>
+      </w:r>
+      <w:r>
+        <w:t xml:space="preserve"> Para evitar el paso excesivo de </w:t>
+      </w:r>
+      <w:proofErr w:type="spellStart"/>
+      <w:r>
+        <w:rPr>
+          <w:i/>
+          <w:iCs/>
+        </w:rPr>
+        <w:t>props</w:t>
+      </w:r>
+      <w:proofErr w:type="spellEnd"/>
+      <w:r>
+        <w:t xml:space="preserve"> (</w:t>
+      </w:r>
+      <w:proofErr w:type="spellStart"/>
+      <w:r>
+        <w:t>props</w:t>
+      </w:r>
+      <w:proofErr w:type="spellEnd"/>
+      <w:r>
+        <w:t xml:space="preserve"> </w:t>
+      </w:r>
+      <w:proofErr w:type="spellStart"/>
+      <w:r>
+        <w:t>drilling</w:t>
+      </w:r>
+      <w:proofErr w:type="spellEnd"/>
+      <w:r>
+        <w:t xml:space="preserve">), deben implementar </w:t>
+      </w:r>
+      <w:proofErr w:type="spellStart"/>
+      <w:r>
+        <w:rPr>
+          <w:i/>
+          <w:iCs/>
+        </w:rPr>
+        <w:t>Context</w:t>
+      </w:r>
+      <w:proofErr w:type="spellEnd"/>
+      <w:r>
+        <w:rPr>
+          <w:i/>
+          <w:iCs/>
+        </w:rPr>
+        <w:t xml:space="preserve"> API</w:t>
+      </w:r>
+      <w:r>
+        <w:t xml:space="preserve"> (</w:t>
+      </w:r>
+      <w:proofErr w:type="spellStart"/>
+      <w:r>
+        <w:t>createContext</w:t>
+      </w:r>
+      <w:proofErr w:type="spellEnd"/>
+      <w:r>
+        <w:t xml:space="preserve">, </w:t>
+      </w:r>
+      <w:proofErr w:type="spellStart"/>
+      <w:r>
+        <w:t>Provider</w:t>
+      </w:r>
+      <w:proofErr w:type="spellEnd"/>
+      <w:r>
+        <w:t>) para manejar los datos de su CRUD a nivel global (Semana 11).</w:t>
+      </w:r>
+    </w:p>
+    <w:p>
+      <w:pPr>
+        <w:numPr>
+          <w:ilvl w:val="1"/>
+          <w:numId w:val="20"/>
+        </w:numPr>
+        <w:spacing w:after="0"/>
+      </w:pPr>
+      <w:r>
+        <w:rPr>
+          <w:i/>
+          <w:iCs/>
+        </w:rPr>
+        <w:t>Simulación de Nivel 3 temporal:</w:t>
+      </w:r>
+      <w:r>
+        <w:t xml:space="preserve"> Al crear un dato en su formulario, este debe guardarse en el Contexto Global y reflejarse inmediatamente en la vista de lista, emulando lo que pasará cuando se conecten al </w:t>
+      </w:r>
+      <w:proofErr w:type="spellStart"/>
+      <w:r>
+        <w:t>Backend</w:t>
+      </w:r>
+      <w:proofErr w:type="spellEnd"/>
+      <w:r>
+        <w:t>.</w:t>
+      </w:r>
+    </w:p>
+    <w:p>
+      <w:pPr>
+        <w:spacing w:after="0"/>
+      </w:pPr>
+    </w:p>
+    <w:p>
+      <w:pPr>
+        <w:spacing w:after="0"/>
+        <w:rPr>
+          <w:b/>
+          <w:bCs/>
+        </w:rPr>
+      </w:pPr>
+      <w:r>
+        <w:rPr>
+          <w:b/>
+          <w:bCs/>
+        </w:rPr>
+        <w:t>Momento 3:</w:t>
+      </w:r>
+    </w:p>
+    <w:p>
+      <w:pPr>
+        <w:spacing w:after="0"/>
       </w:pPr>
       <w:r>
         <w:rPr>
@@ -343,47 +1116,10 @@
           <w:bCs/>
         </w:rPr>
         <w:lastRenderedPageBreak/>
-        <w:t>Entregables</w:t>
-      </w:r>
-    </w:p>
-    <w:p>
-      <w:pPr>
-        <w:rPr>
-          <w:b/>
-          <w:bCs/>
-        </w:rPr>
-      </w:pPr>
-      <w:r>
-        <w:rPr>
-          <w:b/>
-          <w:bCs/>
-        </w:rPr>
-        <w:t>Momento 1:</w:t>
-      </w:r>
-    </w:p>
-    <w:p>
-      <w:r>
-        <w:t>Prototipado inicial de la aplicación con los principales componentes diseñados según la estructura propuesta.</w:t>
-      </w:r>
-    </w:p>
-    <w:p>
-      <w:pPr>
-        <w:rPr>
-          <w:b/>
-          <w:bCs/>
-        </w:rPr>
-      </w:pPr>
-      <w:r>
-        <w:rPr>
-          <w:b/>
-          <w:bCs/>
-        </w:rPr>
-        <w:t>Momento 2:</w:t>
-      </w:r>
-    </w:p>
-    <w:p>
-      <w:r>
-        <w:t xml:space="preserve">Implementación del proyecto de </w:t>
+        <w:t>Objetivo:</w:t>
+      </w:r>
+      <w:r>
+        <w:t xml:space="preserve"> Eliminar los datos simulados y conectar la aplicación de </w:t>
       </w:r>
       <w:proofErr w:type="spellStart"/>
       <w:r>
@@ -391,100 +1127,275 @@
       </w:r>
       <w:proofErr w:type="spellEnd"/>
       <w:r>
-        <w:t xml:space="preserve"> utilizando datos locales (JSON) para simular la carga de información.</w:t>
-      </w:r>
-    </w:p>
-    <w:p>
-      <w:r>
-        <w:t xml:space="preserve">Aplicación de conceptos como enrutamiento, manejo de </w:t>
+        <w:t xml:space="preserve"> directamente con los </w:t>
       </w:r>
       <w:proofErr w:type="spellStart"/>
       <w:r>
-        <w:t>props</w:t>
+        <w:rPr>
+          <w:i/>
+          <w:iCs/>
+        </w:rPr>
+        <w:t>endpoints</w:t>
       </w:r>
       <w:proofErr w:type="spellEnd"/>
       <w:r>
-        <w:t xml:space="preserve"> y </w:t>
+        <w:t xml:space="preserve"> reales construidos en el submódulo de </w:t>
       </w:r>
       <w:proofErr w:type="spellStart"/>
       <w:r>
-        <w:t>hooks</w:t>
+        <w:t>Backend</w:t>
       </w:r>
       <w:proofErr w:type="spellEnd"/>
       <w:r>
-        <w:t>.</w:t>
-      </w:r>
-    </w:p>
-    <w:p>
-      <w:pPr>
-        <w:rPr>
-          <w:b/>
-          <w:bCs/>
-        </w:rPr>
-      </w:pPr>
-      <w:r>
-        <w:rPr>
-          <w:b/>
-          <w:bCs/>
-        </w:rPr>
-        <w:t>Momento 3:</w:t>
-      </w:r>
-    </w:p>
-    <w:p>
-      <w:r>
-        <w:t xml:space="preserve">Integración del proyecto de </w:t>
+        <w:t xml:space="preserve"> (Spring Boot), logrando el producto final funcional.</w:t>
+      </w:r>
+    </w:p>
+    <w:p>
+      <w:pPr>
+        <w:spacing w:after="0"/>
+      </w:pPr>
+      <w:r>
+        <w:rPr>
+          <w:b/>
+          <w:bCs/>
+        </w:rPr>
+        <w:t>Condición de entrega:</w:t>
+      </w:r>
+      <w:r>
+        <w:t xml:space="preserve"> Formularios y enrutamiento 100% funcionales y sin errores en consola.</w:t>
+      </w:r>
+    </w:p>
+    <w:p>
+      <w:pPr>
+        <w:spacing w:after="0"/>
+      </w:pPr>
+      <w:r>
+        <w:rPr>
+          <w:b/>
+          <w:bCs/>
+        </w:rPr>
+        <w:t>Entregables esperados:</w:t>
+      </w:r>
+    </w:p>
+    <w:p>
+      <w:pPr>
+        <w:numPr>
+          <w:ilvl w:val="0"/>
+          <w:numId w:val="21"/>
+        </w:numPr>
+        <w:spacing w:after="0"/>
+      </w:pPr>
+      <w:r>
+        <w:rPr>
+          <w:b/>
+          <w:bCs/>
+        </w:rPr>
+        <w:t>Peticiones HTTP (</w:t>
       </w:r>
       <w:proofErr w:type="spellStart"/>
       <w:r>
-        <w:t>React</w:t>
+        <w:rPr>
+          <w:b/>
+          <w:bCs/>
+        </w:rPr>
+        <w:t>fetch</w:t>
       </w:r>
       <w:proofErr w:type="spellEnd"/>
       <w:r>
-        <w:t xml:space="preserve"> con el </w:t>
+        <w:rPr>
+          <w:b/>
+          <w:bCs/>
+        </w:rPr>
+        <w:t>):</w:t>
+      </w:r>
+      <w:r>
+        <w:t xml:space="preserve"> Sustituir la lógica de su </w:t>
+      </w:r>
+      <w:proofErr w:type="spellStart"/>
+      <w:r>
+        <w:t>Context</w:t>
+      </w:r>
+      <w:proofErr w:type="spellEnd"/>
+      <w:r>
+        <w:t xml:space="preserve"> API que guardaba datos en memoria, por peticiones asíncronas (GET, POST, PUT, DELETE) hacia la API de su </w:t>
+      </w:r>
+      <w:proofErr w:type="spellStart"/>
+      <w:r>
+        <w:t>Backend</w:t>
+      </w:r>
+      <w:proofErr w:type="spellEnd"/>
+      <w:r>
+        <w:t xml:space="preserve"> utilizando </w:t>
+      </w:r>
+      <w:proofErr w:type="spellStart"/>
+      <w:r>
+        <w:t>fetch</w:t>
+      </w:r>
+      <w:proofErr w:type="spellEnd"/>
+      <w:r>
+        <w:t xml:space="preserve"> (Semana 13). 2. </w:t>
+      </w:r>
+      <w:r>
+        <w:rPr>
+          <w:b/>
+          <w:bCs/>
+        </w:rPr>
+        <w:t xml:space="preserve">Uso de </w:t>
+      </w:r>
+      <w:proofErr w:type="spellStart"/>
+      <w:r>
+        <w:rPr>
+          <w:b/>
+          <w:bCs/>
+        </w:rPr>
+        <w:t>Custom</w:t>
+      </w:r>
+      <w:proofErr w:type="spellEnd"/>
+      <w:r>
+        <w:rPr>
+          <w:b/>
+          <w:bCs/>
+        </w:rPr>
+        <w:t xml:space="preserve"> Hooks y </w:t>
+      </w:r>
+      <w:proofErr w:type="spellStart"/>
+      <w:r>
+        <w:rPr>
+          <w:b/>
+          <w:bCs/>
+        </w:rPr>
+        <w:t>useEffect</w:t>
+      </w:r>
+      <w:proofErr w:type="spellEnd"/>
+      <w:r>
+        <w:rPr>
+          <w:b/>
+          <w:bCs/>
+        </w:rPr>
+        <w:t>:</w:t>
+      </w:r>
+      <w:r>
+        <w:t xml:space="preserve"> Es obligatorio abstraer la lógica de las llamadas a la API creando sus propios </w:t>
+      </w:r>
+      <w:r>
+        <w:rPr>
+          <w:i/>
+          <w:iCs/>
+        </w:rPr>
+        <w:t>Hooks</w:t>
+      </w:r>
+      <w:r>
+        <w:t xml:space="preserve"> (ej. </w:t>
       </w:r>
       <w:proofErr w:type="spellStart"/>
       <w:proofErr w:type="gramStart"/>
       <w:r>
-        <w:t>backend</w:t>
+        <w:t>useFetchUsuarios</w:t>
       </w:r>
       <w:proofErr w:type="spellEnd"/>
       <w:r>
-        <w:t xml:space="preserve"> ,</w:t>
+        <w:t>(</w:t>
       </w:r>
       <w:proofErr w:type="gramEnd"/>
       <w:r>
-        <w:t xml:space="preserve"> consumiendo la API desarrollada en Spring Boot</w:t>
-      </w:r>
-      <w:r>
-        <w:t xml:space="preserve"> y con el proyecto de nuevas tecnologías, logrando mostrar los análisis realizados en Python.</w:t>
-      </w:r>
-    </w:p>
-    <w:p>
-      <w:pPr>
-        <w:rPr>
-          <w:b/>
-          <w:bCs/>
-        </w:rPr>
-      </w:pPr>
-      <w:r>
-        <w:rPr>
-          <w:b/>
-          <w:bCs/>
-        </w:rPr>
-        <w:t>Producto Final del Submódulo: Plataforma educativa interactiva que consuma la API para gestionar datos académicos en tiempo real</w:t>
-      </w:r>
-    </w:p>
-    <w:p>
-      <w:pPr>
-        <w:rPr>
-          <w:b/>
-          <w:bCs/>
-        </w:rPr>
-      </w:pPr>
-    </w:p>
-    <w:p/>
-    <w:p>
-      <w:pPr>
+        <w:t xml:space="preserve">)) según lo aprendido en la semana 14. Deben usar </w:t>
+      </w:r>
+      <w:proofErr w:type="spellStart"/>
+      <w:r>
+        <w:t>useEffect</w:t>
+      </w:r>
+      <w:proofErr w:type="spellEnd"/>
+      <w:r>
+        <w:t xml:space="preserve"> para cargar los datos iniciales al montar los componentes (Semana 10).</w:t>
+      </w:r>
+    </w:p>
+    <w:p>
+      <w:pPr>
+        <w:numPr>
+          <w:ilvl w:val="0"/>
+          <w:numId w:val="21"/>
+        </w:numPr>
+        <w:spacing w:after="0"/>
+      </w:pPr>
+      <w:r>
+        <w:rPr>
+          <w:b/>
+          <w:bCs/>
+        </w:rPr>
+        <w:t>Manejo de Estados de Carga y Error:</w:t>
+      </w:r>
+      <w:r>
+        <w:t xml:space="preserve"> Implementar renderizado condicional. Mientras la API responde, la interfaz debe mostrar un indicador de carga (</w:t>
+      </w:r>
+      <w:proofErr w:type="spellStart"/>
+      <w:r>
+        <w:rPr>
+          <w:i/>
+          <w:iCs/>
+        </w:rPr>
+        <w:t>spinner</w:t>
+      </w:r>
+      <w:proofErr w:type="spellEnd"/>
+      <w:r>
+        <w:t xml:space="preserve"> o mensaje). Si el </w:t>
+      </w:r>
+      <w:proofErr w:type="spellStart"/>
+      <w:r>
+        <w:t>Backend</w:t>
+      </w:r>
+      <w:proofErr w:type="spellEnd"/>
+      <w:r>
+        <w:t xml:space="preserve"> devuelve un error (ej. "Usuario no encontrado"), la interfaz de </w:t>
+      </w:r>
+      <w:proofErr w:type="spellStart"/>
+      <w:r>
+        <w:t>React</w:t>
+      </w:r>
+      <w:proofErr w:type="spellEnd"/>
+      <w:r>
+        <w:t xml:space="preserve"> debe atrapar ese error y mostrar una alerta amigable al usuario (Semana 13).</w:t>
+      </w:r>
+    </w:p>
+    <w:p>
+      <w:pPr>
+        <w:numPr>
+          <w:ilvl w:val="0"/>
+          <w:numId w:val="21"/>
+        </w:numPr>
+        <w:spacing w:after="0"/>
+      </w:pPr>
+      <w:r>
+        <w:rPr>
+          <w:b/>
+          <w:bCs/>
+        </w:rPr>
+        <w:t>Documento Final de Integración (README.md):</w:t>
+      </w:r>
+      <w:r>
+        <w:t xml:space="preserve"> Explicación de cómo levantar todo el ecosistema. Debe detallar en qué puerto debe estar corriendo la base de datos, en qué puerto el servidor de Spring Boot y cómo ejecutar el proyecto de </w:t>
+      </w:r>
+      <w:proofErr w:type="spellStart"/>
+      <w:r>
+        <w:t>React</w:t>
+      </w:r>
+      <w:proofErr w:type="spellEnd"/>
+      <w:r>
+        <w:t xml:space="preserve"> para que el sistema completo opere en conjunto.</w:t>
+      </w:r>
+    </w:p>
+    <w:p>
+      <w:pPr>
+        <w:spacing w:after="0"/>
+      </w:pPr>
+    </w:p>
+    <w:p>
+      <w:pPr>
+        <w:spacing w:after="0"/>
+      </w:pPr>
+    </w:p>
+    <w:p>
+      <w:pPr>
+        <w:spacing w:after="0"/>
         <w:rPr>
           <w:b/>
           <w:bCs/>
@@ -499,11 +1410,18 @@
       </w:r>
     </w:p>
     <w:p>
+      <w:pPr>
+        <w:spacing w:after="0"/>
+      </w:pPr>
       <w:r>
         <w:t>La entrega final consistirá en una Plataforma de Gestión Educativa que cumpla las siguientes características:</w:t>
       </w:r>
     </w:p>
-    <w:p/>
+    <w:p>
+      <w:pPr>
+        <w:spacing w:after="0"/>
+      </w:pPr>
+    </w:p>
     <w:p>
       <w:pPr>
         <w:pStyle w:val="Prrafodelista"/>
@@ -511,6 +1429,7 @@
           <w:ilvl w:val="0"/>
           <w:numId w:val="12"/>
         </w:numPr>
+        <w:spacing w:after="0"/>
       </w:pPr>
       <w:proofErr w:type="spellStart"/>
       <w:r>
@@ -528,6 +1447,7 @@
           <w:ilvl w:val="0"/>
           <w:numId w:val="12"/>
         </w:numPr>
+        <w:spacing w:after="0"/>
       </w:pPr>
       <w:proofErr w:type="spellStart"/>
       <w:r>
@@ -561,6 +1481,7 @@
           <w:ilvl w:val="0"/>
           <w:numId w:val="12"/>
         </w:numPr>
+        <w:spacing w:after="0"/>
       </w:pPr>
       <w:r>
         <w:t xml:space="preserve">Análisis de Datos: Módulo en Python que procese la información del </w:t>
@@ -581,6 +1502,7 @@
           <w:ilvl w:val="0"/>
           <w:numId w:val="12"/>
         </w:numPr>
+        <w:spacing w:after="0"/>
       </w:pPr>
       <w:r>
         <w:t xml:space="preserve">Repositorio en GitHub: El proyecto deberá seguir la metodología </w:t>
@@ -594,9 +1516,14 @@
         <w:t>, garantizando una correcta gestión del código fuente.</w:t>
       </w:r>
     </w:p>
-    <w:p/>
-    <w:p>
-      <w:pPr>
+    <w:p>
+      <w:pPr>
+        <w:spacing w:after="0"/>
+      </w:pPr>
+    </w:p>
+    <w:p>
+      <w:pPr>
+        <w:spacing w:after="0"/>
         <w:rPr>
           <w:b/>
           <w:bCs/>
@@ -617,6 +1544,7 @@
           <w:ilvl w:val="0"/>
           <w:numId w:val="13"/>
         </w:numPr>
+        <w:spacing w:after="0"/>
       </w:pPr>
       <w:r>
         <w:t>El sistema se desarrollará para atender las necesidades de una institución educativa técnica y tecnológica. La plataforma permitirá:</w:t>
@@ -629,6 +1557,7 @@
           <w:ilvl w:val="0"/>
           <w:numId w:val="13"/>
         </w:numPr>
+        <w:spacing w:after="0"/>
       </w:pPr>
       <w:r>
         <w:t>Gestionar información de estudiantes, docentes y asignaturas.</w:t>
@@ -641,6 +1570,7 @@
           <w:ilvl w:val="0"/>
           <w:numId w:val="13"/>
         </w:numPr>
+        <w:spacing w:after="0"/>
       </w:pPr>
       <w:r>
         <w:t>Registrar calificaciones, asistencias y actividades académicas.</w:t>
@@ -653,9 +1583,9 @@
           <w:ilvl w:val="0"/>
           <w:numId w:val="13"/>
         </w:numPr>
-      </w:pPr>
-      <w:r>
-        <w:lastRenderedPageBreak/>
+        <w:spacing w:after="0"/>
+      </w:pPr>
+      <w:r>
         <w:t>Generar reportes de rendimiento académico y recomendaciones para el fortalecimiento del aprendizaje.</w:t>
       </w:r>
     </w:p>
@@ -666,14 +1596,20 @@
           <w:ilvl w:val="0"/>
           <w:numId w:val="13"/>
         </w:numPr>
+        <w:spacing w:after="0"/>
       </w:pPr>
       <w:r>
         <w:t>Proveer una interfaz de usuario intuitiva que facilite el acceso a la información tanto para docentes como para estudiantes.</w:t>
       </w:r>
     </w:p>
-    <w:p/>
-    <w:p>
-      <w:pPr>
+    <w:p>
+      <w:pPr>
+        <w:spacing w:after="0"/>
+      </w:pPr>
+    </w:p>
+    <w:p>
+      <w:pPr>
+        <w:spacing w:after="0"/>
         <w:rPr>
           <w:b/>
           <w:bCs/>
@@ -688,6 +1624,9 @@
       </w:r>
     </w:p>
     <w:p>
+      <w:pPr>
+        <w:spacing w:after="0"/>
+      </w:pPr>
       <w:r>
         <w:t>El MVP deberá incluir:</w:t>
       </w:r>
@@ -699,6 +1638,7 @@
           <w:ilvl w:val="0"/>
           <w:numId w:val="14"/>
         </w:numPr>
+        <w:spacing w:after="0"/>
       </w:pPr>
       <w:r>
         <w:t>Gestión académica básica: Registro y consulta de estudiantes, asignaturas y calificaciones.</w:t>
@@ -711,6 +1651,7 @@
           <w:ilvl w:val="0"/>
           <w:numId w:val="14"/>
         </w:numPr>
+        <w:spacing w:after="0"/>
       </w:pPr>
       <w:proofErr w:type="spellStart"/>
       <w:r>
@@ -724,10 +1665,12 @@
     <w:p>
       <w:pPr>
         <w:pStyle w:val="Prrafodelista"/>
-      </w:pPr>
-    </w:p>
-    <w:p>
-      <w:pPr>
+        <w:spacing w:after="0"/>
+      </w:pPr>
+    </w:p>
+    <w:p>
+      <w:pPr>
+        <w:spacing w:after="0"/>
         <w:rPr>
           <w:b/>
           <w:bCs/>
@@ -742,6 +1685,9 @@
       </w:r>
     </w:p>
     <w:p>
+      <w:pPr>
+        <w:spacing w:after="0"/>
+      </w:pPr>
       <w:r>
         <w:t>El proyecto se evaluará según los siguientes criterios:</w:t>
       </w:r>
@@ -753,6 +1699,7 @@
           <w:ilvl w:val="0"/>
           <w:numId w:val="15"/>
         </w:numPr>
+        <w:spacing w:after="0"/>
       </w:pPr>
       <w:r>
         <w:t xml:space="preserve">Correcta implementación de la arquitectura por capas en el </w:t>
@@ -773,6 +1720,7 @@
           <w:ilvl w:val="0"/>
           <w:numId w:val="15"/>
         </w:numPr>
+        <w:spacing w:after="0"/>
       </w:pPr>
       <w:r>
         <w:t xml:space="preserve">Estructuración del proyecto siguiendo la metodología </w:t>
@@ -793,6 +1741,7 @@
           <w:ilvl w:val="0"/>
           <w:numId w:val="15"/>
         </w:numPr>
+        <w:spacing w:after="0"/>
       </w:pPr>
       <w:r>
         <w:t>Calidad del código, uso de buenas prácticas y manejo eficiente del entorno de desarrollo.</w:t>
@@ -805,6 +1754,7 @@
           <w:ilvl w:val="0"/>
           <w:numId w:val="15"/>
         </w:numPr>
+        <w:spacing w:after="0"/>
       </w:pPr>
       <w:r>
         <w:t xml:space="preserve">Diseño del </w:t>
@@ -825,6 +1775,7 @@
           <w:ilvl w:val="0"/>
           <w:numId w:val="15"/>
         </w:numPr>
+        <w:spacing w:after="0"/>
       </w:pPr>
       <w:r>
         <w:t xml:space="preserve">Correcto consumo de la API REST desde el cliente de </w:t>
@@ -845,15 +1796,32 @@
           <w:ilvl w:val="0"/>
           <w:numId w:val="15"/>
         </w:numPr>
+        <w:spacing w:after="0"/>
       </w:pPr>
       <w:r>
         <w:t>Funcionalidad y exactitud de los reportes generados mediante el módulo de análisis de datos en Python.</w:t>
       </w:r>
     </w:p>
-    <w:p/>
-    <w:p/>
-    <w:p/>
-    <w:p/>
+    <w:p>
+      <w:pPr>
+        <w:spacing w:after="0"/>
+      </w:pPr>
+    </w:p>
+    <w:p>
+      <w:pPr>
+        <w:spacing w:after="0"/>
+      </w:pPr>
+    </w:p>
+    <w:p>
+      <w:pPr>
+        <w:spacing w:after="0"/>
+      </w:pPr>
+    </w:p>
+    <w:p>
+      <w:pPr>
+        <w:spacing w:after="0"/>
+      </w:pPr>
+    </w:p>
     <w:p>
       <w:pPr>
         <w:spacing w:after="0"/>
@@ -1146,6 +2114,7 @@
                 <w:lang w:eastAsia="es-CO"/>
                 <w14:ligatures w14:val="none"/>
               </w:rPr>
+              <w:lastRenderedPageBreak/>
               <w:t>Desempeño</w:t>
             </w:r>
           </w:p>
@@ -1405,7 +2374,11 @@
         </w:rPr>
       </w:pPr>
     </w:p>
-    <w:p/>
+    <w:p>
+      <w:pPr>
+        <w:spacing w:after="0"/>
+      </w:pPr>
+    </w:p>
     <w:sectPr>
       <w:pgSz w:w="12240" w:h="15840"/>
       <w:pgMar w:top="1417" w:right="1701" w:bottom="1417" w:left="1701" w:header="708" w:footer="708" w:gutter="0"/>
@@ -2765,6 +3738,579 @@
     </w:lvl>
   </w:abstractNum>
   <w:abstractNum w:abstractNumId="10" w15:restartNumberingAfterBreak="0">
+    <w:nsid w:val="40467537"/>
+    <w:multiLevelType w:val="multilevel"/>
+    <w:tmpl w:val="26B682C6"/>
+    <w:lvl w:ilvl="0">
+      <w:start w:val="1"/>
+      <w:numFmt w:val="bullet"/>
+      <w:lvlText w:val="●"/>
+      <w:lvlJc w:val="left"/>
+      <w:pPr>
+        <w:ind w:left="465" w:hanging="360"/>
+      </w:pPr>
+      <w:rPr>
+        <w:rFonts w:ascii="Arial" w:eastAsia="Arial" w:hAnsi="Arial" w:cs="Arial"/>
+        <w:b w:val="0"/>
+        <w:bCs w:val="0"/>
+        <w:i w:val="0"/>
+        <w:iCs w:val="0"/>
+        <w:smallCaps w:val="0"/>
+        <w:strike w:val="0"/>
+        <w:dstrike w:val="0"/>
+        <w:color w:val="000000"/>
+        <w:sz w:val="22"/>
+        <w:szCs w:val="22"/>
+        <w:u w:val="none"/>
+        <w:effect w:val="none"/>
+        <w:vertAlign w:val="baseline"/>
+      </w:rPr>
+    </w:lvl>
+    <w:lvl w:ilvl="1">
+      <w:start w:val="1"/>
+      <w:numFmt w:val="bullet"/>
+      <w:lvlText w:val="○"/>
+      <w:lvlJc w:val="left"/>
+      <w:pPr>
+        <w:ind w:left="870" w:hanging="360"/>
+      </w:pPr>
+      <w:rPr>
+        <w:rFonts w:ascii="Arial" w:eastAsia="Arial" w:hAnsi="Arial" w:cs="Arial"/>
+        <w:b w:val="0"/>
+        <w:bCs w:val="0"/>
+        <w:i w:val="0"/>
+        <w:iCs w:val="0"/>
+        <w:smallCaps w:val="0"/>
+        <w:strike w:val="0"/>
+        <w:dstrike w:val="0"/>
+        <w:color w:val="000000"/>
+        <w:sz w:val="22"/>
+        <w:szCs w:val="22"/>
+        <w:u w:val="none"/>
+        <w:effect w:val="none"/>
+        <w:vertAlign w:val="baseline"/>
+      </w:rPr>
+    </w:lvl>
+    <w:lvl w:ilvl="2">
+      <w:start w:val="1"/>
+      <w:numFmt w:val="bullet"/>
+      <w:lvlText w:val="■"/>
+      <w:lvlJc w:val="left"/>
+      <w:pPr>
+        <w:ind w:left="2160" w:hanging="360"/>
+      </w:pPr>
+      <w:rPr>
+        <w:rFonts w:ascii="Arial" w:eastAsia="Arial" w:hAnsi="Arial" w:cs="Arial"/>
+        <w:b w:val="0"/>
+        <w:bCs w:val="0"/>
+        <w:i w:val="0"/>
+        <w:iCs w:val="0"/>
+        <w:smallCaps w:val="0"/>
+        <w:strike w:val="0"/>
+        <w:dstrike w:val="0"/>
+        <w:color w:val="000000"/>
+        <w:sz w:val="22"/>
+        <w:szCs w:val="22"/>
+        <w:u w:val="none"/>
+        <w:effect w:val="none"/>
+        <w:vertAlign w:val="baseline"/>
+      </w:rPr>
+    </w:lvl>
+    <w:lvl w:ilvl="3">
+      <w:start w:val="1"/>
+      <w:numFmt w:val="bullet"/>
+      <w:lvlText w:val="■"/>
+      <w:lvlJc w:val="left"/>
+      <w:pPr>
+        <w:ind w:left="2880" w:hanging="360"/>
+      </w:pPr>
+      <w:rPr>
+        <w:rFonts w:ascii="Arial" w:eastAsia="Arial" w:hAnsi="Arial" w:cs="Arial"/>
+        <w:b w:val="0"/>
+        <w:bCs w:val="0"/>
+        <w:i w:val="0"/>
+        <w:iCs w:val="0"/>
+        <w:smallCaps w:val="0"/>
+        <w:strike w:val="0"/>
+        <w:dstrike w:val="0"/>
+        <w:color w:val="000000"/>
+        <w:sz w:val="22"/>
+        <w:szCs w:val="22"/>
+        <w:u w:val="none"/>
+        <w:effect w:val="none"/>
+        <w:vertAlign w:val="baseline"/>
+      </w:rPr>
+    </w:lvl>
+    <w:lvl w:ilvl="4">
+      <w:start w:val="1"/>
+      <w:numFmt w:val="bullet"/>
+      <w:lvlText w:val="■"/>
+      <w:lvlJc w:val="left"/>
+      <w:pPr>
+        <w:ind w:left="3600" w:hanging="360"/>
+      </w:pPr>
+      <w:rPr>
+        <w:rFonts w:ascii="Arial" w:eastAsia="Arial" w:hAnsi="Arial" w:cs="Arial"/>
+        <w:b w:val="0"/>
+        <w:bCs w:val="0"/>
+        <w:i w:val="0"/>
+        <w:iCs w:val="0"/>
+        <w:smallCaps w:val="0"/>
+        <w:strike w:val="0"/>
+        <w:dstrike w:val="0"/>
+        <w:color w:val="000000"/>
+        <w:sz w:val="22"/>
+        <w:szCs w:val="22"/>
+        <w:u w:val="none"/>
+        <w:effect w:val="none"/>
+        <w:vertAlign w:val="baseline"/>
+      </w:rPr>
+    </w:lvl>
+    <w:lvl w:ilvl="5">
+      <w:start w:val="1"/>
+      <w:numFmt w:val="bullet"/>
+      <w:lvlText w:val="■"/>
+      <w:lvlJc w:val="left"/>
+      <w:pPr>
+        <w:ind w:left="4320" w:hanging="360"/>
+      </w:pPr>
+      <w:rPr>
+        <w:rFonts w:ascii="Arial" w:eastAsia="Arial" w:hAnsi="Arial" w:cs="Arial"/>
+        <w:b w:val="0"/>
+        <w:bCs w:val="0"/>
+        <w:i w:val="0"/>
+        <w:iCs w:val="0"/>
+        <w:smallCaps w:val="0"/>
+        <w:strike w:val="0"/>
+        <w:dstrike w:val="0"/>
+        <w:color w:val="000000"/>
+        <w:sz w:val="22"/>
+        <w:szCs w:val="22"/>
+        <w:u w:val="none"/>
+        <w:effect w:val="none"/>
+        <w:vertAlign w:val="baseline"/>
+      </w:rPr>
+    </w:lvl>
+    <w:lvl w:ilvl="6">
+      <w:start w:val="1"/>
+      <w:numFmt w:val="bullet"/>
+      <w:lvlText w:val="■"/>
+      <w:lvlJc w:val="left"/>
+      <w:pPr>
+        <w:ind w:left="5040" w:hanging="360"/>
+      </w:pPr>
+      <w:rPr>
+        <w:rFonts w:ascii="Arial" w:eastAsia="Arial" w:hAnsi="Arial" w:cs="Arial"/>
+        <w:b w:val="0"/>
+        <w:bCs w:val="0"/>
+        <w:i w:val="0"/>
+        <w:iCs w:val="0"/>
+        <w:smallCaps w:val="0"/>
+        <w:strike w:val="0"/>
+        <w:dstrike w:val="0"/>
+        <w:color w:val="000000"/>
+        <w:sz w:val="22"/>
+        <w:szCs w:val="22"/>
+        <w:u w:val="none"/>
+        <w:effect w:val="none"/>
+        <w:vertAlign w:val="baseline"/>
+      </w:rPr>
+    </w:lvl>
+    <w:lvl w:ilvl="7">
+      <w:start w:val="1"/>
+      <w:numFmt w:val="bullet"/>
+      <w:lvlText w:val="■"/>
+      <w:lvlJc w:val="left"/>
+      <w:pPr>
+        <w:ind w:left="5760" w:hanging="360"/>
+      </w:pPr>
+      <w:rPr>
+        <w:rFonts w:ascii="Arial" w:eastAsia="Arial" w:hAnsi="Arial" w:cs="Arial"/>
+        <w:b w:val="0"/>
+        <w:bCs w:val="0"/>
+        <w:i w:val="0"/>
+        <w:iCs w:val="0"/>
+        <w:smallCaps w:val="0"/>
+        <w:strike w:val="0"/>
+        <w:dstrike w:val="0"/>
+        <w:color w:val="000000"/>
+        <w:sz w:val="22"/>
+        <w:szCs w:val="22"/>
+        <w:u w:val="none"/>
+        <w:effect w:val="none"/>
+        <w:vertAlign w:val="baseline"/>
+      </w:rPr>
+    </w:lvl>
+    <w:lvl w:ilvl="8">
+      <w:start w:val="1"/>
+      <w:numFmt w:val="bullet"/>
+      <w:lvlText w:val="■"/>
+      <w:lvlJc w:val="left"/>
+      <w:pPr>
+        <w:ind w:left="6480" w:hanging="360"/>
+      </w:pPr>
+      <w:rPr>
+        <w:rFonts w:ascii="Arial" w:eastAsia="Arial" w:hAnsi="Arial" w:cs="Arial"/>
+        <w:b w:val="0"/>
+        <w:bCs w:val="0"/>
+        <w:i w:val="0"/>
+        <w:iCs w:val="0"/>
+        <w:smallCaps w:val="0"/>
+        <w:strike w:val="0"/>
+        <w:dstrike w:val="0"/>
+        <w:color w:val="000000"/>
+        <w:sz w:val="22"/>
+        <w:szCs w:val="22"/>
+        <w:u w:val="none"/>
+        <w:effect w:val="none"/>
+        <w:vertAlign w:val="baseline"/>
+      </w:rPr>
+    </w:lvl>
+  </w:abstractNum>
+  <w:abstractNum w:abstractNumId="11" w15:restartNumberingAfterBreak="0">
+    <w:nsid w:val="48FD523F"/>
+    <w:multiLevelType w:val="multilevel"/>
+    <w:tmpl w:val="17624F98"/>
+    <w:lvl w:ilvl="0">
+      <w:start w:val="1"/>
+      <w:numFmt w:val="bullet"/>
+      <w:lvlText w:val="●"/>
+      <w:lvlJc w:val="left"/>
+      <w:pPr>
+        <w:ind w:left="465" w:hanging="360"/>
+      </w:pPr>
+      <w:rPr>
+        <w:rFonts w:ascii="Arial" w:eastAsia="Arial" w:hAnsi="Arial" w:cs="Arial"/>
+        <w:b w:val="0"/>
+        <w:bCs w:val="0"/>
+        <w:i w:val="0"/>
+        <w:iCs w:val="0"/>
+        <w:smallCaps w:val="0"/>
+        <w:strike w:val="0"/>
+        <w:dstrike w:val="0"/>
+        <w:color w:val="000000"/>
+        <w:sz w:val="22"/>
+        <w:szCs w:val="22"/>
+        <w:u w:val="none"/>
+        <w:effect w:val="none"/>
+        <w:vertAlign w:val="baseline"/>
+      </w:rPr>
+    </w:lvl>
+    <w:lvl w:ilvl="1">
+      <w:start w:val="1"/>
+      <w:numFmt w:val="bullet"/>
+      <w:lvlText w:val="○"/>
+      <w:lvlJc w:val="left"/>
+      <w:pPr>
+        <w:ind w:left="870" w:hanging="360"/>
+      </w:pPr>
+      <w:rPr>
+        <w:rFonts w:ascii="Arial" w:eastAsia="Arial" w:hAnsi="Arial" w:cs="Arial"/>
+        <w:b w:val="0"/>
+        <w:bCs w:val="0"/>
+        <w:i w:val="0"/>
+        <w:iCs w:val="0"/>
+        <w:smallCaps w:val="0"/>
+        <w:strike w:val="0"/>
+        <w:dstrike w:val="0"/>
+        <w:color w:val="000000"/>
+        <w:sz w:val="22"/>
+        <w:szCs w:val="22"/>
+        <w:u w:val="none"/>
+        <w:effect w:val="none"/>
+        <w:vertAlign w:val="baseline"/>
+      </w:rPr>
+    </w:lvl>
+    <w:lvl w:ilvl="2">
+      <w:start w:val="1"/>
+      <w:numFmt w:val="bullet"/>
+      <w:lvlText w:val="■"/>
+      <w:lvlJc w:val="left"/>
+      <w:pPr>
+        <w:ind w:left="2160" w:hanging="360"/>
+      </w:pPr>
+      <w:rPr>
+        <w:rFonts w:ascii="Arial" w:eastAsia="Arial" w:hAnsi="Arial" w:cs="Arial"/>
+        <w:b w:val="0"/>
+        <w:bCs w:val="0"/>
+        <w:i w:val="0"/>
+        <w:iCs w:val="0"/>
+        <w:smallCaps w:val="0"/>
+        <w:strike w:val="0"/>
+        <w:dstrike w:val="0"/>
+        <w:color w:val="000000"/>
+        <w:sz w:val="22"/>
+        <w:szCs w:val="22"/>
+        <w:u w:val="none"/>
+        <w:effect w:val="none"/>
+        <w:vertAlign w:val="baseline"/>
+      </w:rPr>
+    </w:lvl>
+    <w:lvl w:ilvl="3">
+      <w:start w:val="1"/>
+      <w:numFmt w:val="bullet"/>
+      <w:lvlText w:val="■"/>
+      <w:lvlJc w:val="left"/>
+      <w:pPr>
+        <w:ind w:left="2880" w:hanging="360"/>
+      </w:pPr>
+      <w:rPr>
+        <w:rFonts w:ascii="Arial" w:eastAsia="Arial" w:hAnsi="Arial" w:cs="Arial"/>
+        <w:b w:val="0"/>
+        <w:bCs w:val="0"/>
+        <w:i w:val="0"/>
+        <w:iCs w:val="0"/>
+        <w:smallCaps w:val="0"/>
+        <w:strike w:val="0"/>
+        <w:dstrike w:val="0"/>
+        <w:color w:val="000000"/>
+        <w:sz w:val="22"/>
+        <w:szCs w:val="22"/>
+        <w:u w:val="none"/>
+        <w:effect w:val="none"/>
+        <w:vertAlign w:val="baseline"/>
+      </w:rPr>
+    </w:lvl>
+    <w:lvl w:ilvl="4">
+      <w:start w:val="1"/>
+      <w:numFmt w:val="bullet"/>
+      <w:lvlText w:val="■"/>
+      <w:lvlJc w:val="left"/>
+      <w:pPr>
+        <w:ind w:left="3600" w:hanging="360"/>
+      </w:pPr>
+      <w:rPr>
+        <w:rFonts w:ascii="Arial" w:eastAsia="Arial" w:hAnsi="Arial" w:cs="Arial"/>
+        <w:b w:val="0"/>
+        <w:bCs w:val="0"/>
+        <w:i w:val="0"/>
+        <w:iCs w:val="0"/>
+        <w:smallCaps w:val="0"/>
+        <w:strike w:val="0"/>
+        <w:dstrike w:val="0"/>
+        <w:color w:val="000000"/>
+        <w:sz w:val="22"/>
+        <w:szCs w:val="22"/>
+        <w:u w:val="none"/>
+        <w:effect w:val="none"/>
+        <w:vertAlign w:val="baseline"/>
+      </w:rPr>
+    </w:lvl>
+    <w:lvl w:ilvl="5">
+      <w:start w:val="1"/>
+      <w:numFmt w:val="bullet"/>
+      <w:lvlText w:val="■"/>
+      <w:lvlJc w:val="left"/>
+      <w:pPr>
+        <w:ind w:left="4320" w:hanging="360"/>
+      </w:pPr>
+      <w:rPr>
+        <w:rFonts w:ascii="Arial" w:eastAsia="Arial" w:hAnsi="Arial" w:cs="Arial"/>
+        <w:b w:val="0"/>
+        <w:bCs w:val="0"/>
+        <w:i w:val="0"/>
+        <w:iCs w:val="0"/>
+        <w:smallCaps w:val="0"/>
+        <w:strike w:val="0"/>
+        <w:dstrike w:val="0"/>
+        <w:color w:val="000000"/>
+        <w:sz w:val="22"/>
+        <w:szCs w:val="22"/>
+        <w:u w:val="none"/>
+        <w:effect w:val="none"/>
+        <w:vertAlign w:val="baseline"/>
+      </w:rPr>
+    </w:lvl>
+    <w:lvl w:ilvl="6">
+      <w:start w:val="1"/>
+      <w:numFmt w:val="bullet"/>
+      <w:lvlText w:val="■"/>
+      <w:lvlJc w:val="left"/>
+      <w:pPr>
+        <w:ind w:left="5040" w:hanging="360"/>
+      </w:pPr>
+      <w:rPr>
+        <w:rFonts w:ascii="Arial" w:eastAsia="Arial" w:hAnsi="Arial" w:cs="Arial"/>
+        <w:b w:val="0"/>
+        <w:bCs w:val="0"/>
+        <w:i w:val="0"/>
+        <w:iCs w:val="0"/>
+        <w:smallCaps w:val="0"/>
+        <w:strike w:val="0"/>
+        <w:dstrike w:val="0"/>
+        <w:color w:val="000000"/>
+        <w:sz w:val="22"/>
+        <w:szCs w:val="22"/>
+        <w:u w:val="none"/>
+        <w:effect w:val="none"/>
+        <w:vertAlign w:val="baseline"/>
+      </w:rPr>
+    </w:lvl>
+    <w:lvl w:ilvl="7">
+      <w:start w:val="1"/>
+      <w:numFmt w:val="bullet"/>
+      <w:lvlText w:val="■"/>
+      <w:lvlJc w:val="left"/>
+      <w:pPr>
+        <w:ind w:left="5760" w:hanging="360"/>
+      </w:pPr>
+      <w:rPr>
+        <w:rFonts w:ascii="Arial" w:eastAsia="Arial" w:hAnsi="Arial" w:cs="Arial"/>
+        <w:b w:val="0"/>
+        <w:bCs w:val="0"/>
+        <w:i w:val="0"/>
+        <w:iCs w:val="0"/>
+        <w:smallCaps w:val="0"/>
+        <w:strike w:val="0"/>
+        <w:dstrike w:val="0"/>
+        <w:color w:val="000000"/>
+        <w:sz w:val="22"/>
+        <w:szCs w:val="22"/>
+        <w:u w:val="none"/>
+        <w:effect w:val="none"/>
+        <w:vertAlign w:val="baseline"/>
+      </w:rPr>
+    </w:lvl>
+    <w:lvl w:ilvl="8">
+      <w:start w:val="1"/>
+      <w:numFmt w:val="bullet"/>
+      <w:lvlText w:val="■"/>
+      <w:lvlJc w:val="left"/>
+      <w:pPr>
+        <w:ind w:left="6480" w:hanging="360"/>
+      </w:pPr>
+      <w:rPr>
+        <w:rFonts w:ascii="Arial" w:eastAsia="Arial" w:hAnsi="Arial" w:cs="Arial"/>
+        <w:b w:val="0"/>
+        <w:bCs w:val="0"/>
+        <w:i w:val="0"/>
+        <w:iCs w:val="0"/>
+        <w:smallCaps w:val="0"/>
+        <w:strike w:val="0"/>
+        <w:dstrike w:val="0"/>
+        <w:color w:val="000000"/>
+        <w:sz w:val="22"/>
+        <w:szCs w:val="22"/>
+        <w:u w:val="none"/>
+        <w:effect w:val="none"/>
+        <w:vertAlign w:val="baseline"/>
+      </w:rPr>
+    </w:lvl>
+  </w:abstractNum>
+  <w:abstractNum w:abstractNumId="12" w15:restartNumberingAfterBreak="0">
+    <w:nsid w:val="490047D3"/>
+    <w:multiLevelType w:val="multilevel"/>
+    <w:tmpl w:val="5F5CE9B2"/>
+    <w:lvl w:ilvl="0">
+      <w:start w:val="1"/>
+      <w:numFmt w:val="decimal"/>
+      <w:lvlText w:val="%1."/>
+      <w:lvlJc w:val="left"/>
+      <w:pPr>
+        <w:tabs>
+          <w:tab w:val="num" w:pos="720"/>
+        </w:tabs>
+        <w:ind w:left="720" w:hanging="360"/>
+      </w:pPr>
+    </w:lvl>
+    <w:lvl w:ilvl="1" w:tentative="1">
+      <w:start w:val="1"/>
+      <w:numFmt w:val="decimal"/>
+      <w:lvlText w:val="%2."/>
+      <w:lvlJc w:val="left"/>
+      <w:pPr>
+        <w:tabs>
+          <w:tab w:val="num" w:pos="1440"/>
+        </w:tabs>
+        <w:ind w:left="1440" w:hanging="360"/>
+      </w:pPr>
+    </w:lvl>
+    <w:lvl w:ilvl="2" w:tentative="1">
+      <w:start w:val="1"/>
+      <w:numFmt w:val="decimal"/>
+      <w:lvlText w:val="%3."/>
+      <w:lvlJc w:val="left"/>
+      <w:pPr>
+        <w:tabs>
+          <w:tab w:val="num" w:pos="2160"/>
+        </w:tabs>
+        <w:ind w:left="2160" w:hanging="360"/>
+      </w:pPr>
+    </w:lvl>
+    <w:lvl w:ilvl="3" w:tentative="1">
+      <w:start w:val="1"/>
+      <w:numFmt w:val="decimal"/>
+      <w:lvlText w:val="%4."/>
+      <w:lvlJc w:val="left"/>
+      <w:pPr>
+        <w:tabs>
+          <w:tab w:val="num" w:pos="2880"/>
+        </w:tabs>
+        <w:ind w:left="2880" w:hanging="360"/>
+      </w:pPr>
+    </w:lvl>
+    <w:lvl w:ilvl="4" w:tentative="1">
+      <w:start w:val="1"/>
+      <w:numFmt w:val="decimal"/>
+      <w:lvlText w:val="%5."/>
+      <w:lvlJc w:val="left"/>
+      <w:pPr>
+        <w:tabs>
+          <w:tab w:val="num" w:pos="3600"/>
+        </w:tabs>
+        <w:ind w:left="3600" w:hanging="360"/>
+      </w:pPr>
+    </w:lvl>
+    <w:lvl w:ilvl="5" w:tentative="1">
+      <w:start w:val="1"/>
+      <w:numFmt w:val="decimal"/>
+      <w:lvlText w:val="%6."/>
+      <w:lvlJc w:val="left"/>
+      <w:pPr>
+        <w:tabs>
+          <w:tab w:val="num" w:pos="4320"/>
+        </w:tabs>
+        <w:ind w:left="4320" w:hanging="360"/>
+      </w:pPr>
+    </w:lvl>
+    <w:lvl w:ilvl="6" w:tentative="1">
+      <w:start w:val="1"/>
+      <w:numFmt w:val="decimal"/>
+      <w:lvlText w:val="%7."/>
+      <w:lvlJc w:val="left"/>
+      <w:pPr>
+        <w:tabs>
+          <w:tab w:val="num" w:pos="5040"/>
+        </w:tabs>
+        <w:ind w:left="5040" w:hanging="360"/>
+      </w:pPr>
+    </w:lvl>
+    <w:lvl w:ilvl="7" w:tentative="1">
+      <w:start w:val="1"/>
+      <w:numFmt w:val="decimal"/>
+      <w:lvlText w:val="%8."/>
+      <w:lvlJc w:val="left"/>
+      <w:pPr>
+        <w:tabs>
+          <w:tab w:val="num" w:pos="5760"/>
+        </w:tabs>
+        <w:ind w:left="5760" w:hanging="360"/>
+      </w:pPr>
+    </w:lvl>
+    <w:lvl w:ilvl="8" w:tentative="1">
+      <w:start w:val="1"/>
+      <w:numFmt w:val="decimal"/>
+      <w:lvlText w:val="%9."/>
+      <w:lvlJc w:val="left"/>
+      <w:pPr>
+        <w:tabs>
+          <w:tab w:val="num" w:pos="6480"/>
+        </w:tabs>
+        <w:ind w:left="6480" w:hanging="360"/>
+      </w:pPr>
+    </w:lvl>
+  </w:abstractNum>
+  <w:abstractNum w:abstractNumId="13" w15:restartNumberingAfterBreak="0">
     <w:nsid w:val="4CDE33A9"/>
     <w:multiLevelType w:val="hybridMultilevel"/>
     <w:tmpl w:val="4E9E7D6E"/>
@@ -2877,7 +4423,7 @@
       </w:rPr>
     </w:lvl>
   </w:abstractNum>
-  <w:abstractNum w:abstractNumId="11" w15:restartNumberingAfterBreak="0">
+  <w:abstractNum w:abstractNumId="14" w15:restartNumberingAfterBreak="0">
     <w:nsid w:val="4D364BD4"/>
     <w:multiLevelType w:val="hybridMultilevel"/>
     <w:tmpl w:val="96166AB6"/>
@@ -2990,7 +4536,124 @@
       </w:rPr>
     </w:lvl>
   </w:abstractNum>
-  <w:abstractNum w:abstractNumId="12" w15:restartNumberingAfterBreak="0">
+  <w:abstractNum w:abstractNumId="15" w15:restartNumberingAfterBreak="0">
+    <w:nsid w:val="4E554653"/>
+    <w:multiLevelType w:val="multilevel"/>
+    <w:tmpl w:val="3DAA1876"/>
+    <w:lvl w:ilvl="0">
+      <w:start w:val="1"/>
+      <w:numFmt w:val="decimal"/>
+      <w:lvlText w:val="%1."/>
+      <w:lvlJc w:val="left"/>
+      <w:pPr>
+        <w:tabs>
+          <w:tab w:val="num" w:pos="720"/>
+        </w:tabs>
+        <w:ind w:left="720" w:hanging="360"/>
+      </w:pPr>
+    </w:lvl>
+    <w:lvl w:ilvl="1">
+      <w:start w:val="1"/>
+      <w:numFmt w:val="bullet"/>
+      <w:lvlText w:val="o"/>
+      <w:lvlJc w:val="left"/>
+      <w:pPr>
+        <w:tabs>
+          <w:tab w:val="num" w:pos="1440"/>
+        </w:tabs>
+        <w:ind w:left="1440" w:hanging="360"/>
+      </w:pPr>
+      <w:rPr>
+        <w:rFonts w:ascii="Courier New" w:hAnsi="Courier New" w:hint="default"/>
+        <w:sz w:val="20"/>
+      </w:rPr>
+    </w:lvl>
+    <w:lvl w:ilvl="2" w:tentative="1">
+      <w:start w:val="1"/>
+      <w:numFmt w:val="decimal"/>
+      <w:lvlText w:val="%3."/>
+      <w:lvlJc w:val="left"/>
+      <w:pPr>
+        <w:tabs>
+          <w:tab w:val="num" w:pos="2160"/>
+        </w:tabs>
+        <w:ind w:left="2160" w:hanging="360"/>
+      </w:pPr>
+    </w:lvl>
+    <w:lvl w:ilvl="3" w:tentative="1">
+      <w:start w:val="1"/>
+      <w:numFmt w:val="decimal"/>
+      <w:lvlText w:val="%4."/>
+      <w:lvlJc w:val="left"/>
+      <w:pPr>
+        <w:tabs>
+          <w:tab w:val="num" w:pos="2880"/>
+        </w:tabs>
+        <w:ind w:left="2880" w:hanging="360"/>
+      </w:pPr>
+    </w:lvl>
+    <w:lvl w:ilvl="4" w:tentative="1">
+      <w:start w:val="1"/>
+      <w:numFmt w:val="decimal"/>
+      <w:lvlText w:val="%5."/>
+      <w:lvlJc w:val="left"/>
+      <w:pPr>
+        <w:tabs>
+          <w:tab w:val="num" w:pos="3600"/>
+        </w:tabs>
+        <w:ind w:left="3600" w:hanging="360"/>
+      </w:pPr>
+    </w:lvl>
+    <w:lvl w:ilvl="5" w:tentative="1">
+      <w:start w:val="1"/>
+      <w:numFmt w:val="decimal"/>
+      <w:lvlText w:val="%6."/>
+      <w:lvlJc w:val="left"/>
+      <w:pPr>
+        <w:tabs>
+          <w:tab w:val="num" w:pos="4320"/>
+        </w:tabs>
+        <w:ind w:left="4320" w:hanging="360"/>
+      </w:pPr>
+    </w:lvl>
+    <w:lvl w:ilvl="6" w:tentative="1">
+      <w:start w:val="1"/>
+      <w:numFmt w:val="decimal"/>
+      <w:lvlText w:val="%7."/>
+      <w:lvlJc w:val="left"/>
+      <w:pPr>
+        <w:tabs>
+          <w:tab w:val="num" w:pos="5040"/>
+        </w:tabs>
+        <w:ind w:left="5040" w:hanging="360"/>
+      </w:pPr>
+    </w:lvl>
+    <w:lvl w:ilvl="7" w:tentative="1">
+      <w:start w:val="1"/>
+      <w:numFmt w:val="decimal"/>
+      <w:lvlText w:val="%8."/>
+      <w:lvlJc w:val="left"/>
+      <w:pPr>
+        <w:tabs>
+          <w:tab w:val="num" w:pos="5760"/>
+        </w:tabs>
+        <w:ind w:left="5760" w:hanging="360"/>
+      </w:pPr>
+    </w:lvl>
+    <w:lvl w:ilvl="8" w:tentative="1">
+      <w:start w:val="1"/>
+      <w:numFmt w:val="decimal"/>
+      <w:lvlText w:val="%9."/>
+      <w:lvlJc w:val="left"/>
+      <w:pPr>
+        <w:tabs>
+          <w:tab w:val="num" w:pos="6480"/>
+        </w:tabs>
+        <w:ind w:left="6480" w:hanging="360"/>
+      </w:pPr>
+    </w:lvl>
+  </w:abstractNum>
+  <w:abstractNum w:abstractNumId="16" w15:restartNumberingAfterBreak="0">
     <w:nsid w:val="4EC1080F"/>
     <w:multiLevelType w:val="hybridMultilevel"/>
     <w:tmpl w:val="BD46B800"/>
@@ -3103,7 +4766,354 @@
       </w:rPr>
     </w:lvl>
   </w:abstractNum>
-  <w:abstractNum w:abstractNumId="13" w15:restartNumberingAfterBreak="0">
+  <w:abstractNum w:abstractNumId="17" w15:restartNumberingAfterBreak="0">
+    <w:nsid w:val="4EDC0954"/>
+    <w:multiLevelType w:val="multilevel"/>
+    <w:tmpl w:val="02B64FC8"/>
+    <w:lvl w:ilvl="0">
+      <w:start w:val="1"/>
+      <w:numFmt w:val="bullet"/>
+      <w:lvlText w:val="●"/>
+      <w:lvlJc w:val="left"/>
+      <w:pPr>
+        <w:ind w:left="465" w:hanging="360"/>
+      </w:pPr>
+      <w:rPr>
+        <w:rFonts w:ascii="Arial" w:eastAsia="Arial" w:hAnsi="Arial" w:cs="Arial"/>
+        <w:b w:val="0"/>
+        <w:bCs w:val="0"/>
+        <w:i w:val="0"/>
+        <w:iCs w:val="0"/>
+        <w:smallCaps w:val="0"/>
+        <w:strike w:val="0"/>
+        <w:dstrike w:val="0"/>
+        <w:color w:val="000000"/>
+        <w:sz w:val="22"/>
+        <w:szCs w:val="22"/>
+        <w:u w:val="none"/>
+        <w:effect w:val="none"/>
+        <w:vertAlign w:val="baseline"/>
+      </w:rPr>
+    </w:lvl>
+    <w:lvl w:ilvl="1">
+      <w:start w:val="1"/>
+      <w:numFmt w:val="bullet"/>
+      <w:lvlText w:val="○"/>
+      <w:lvlJc w:val="left"/>
+      <w:pPr>
+        <w:ind w:left="870" w:hanging="360"/>
+      </w:pPr>
+      <w:rPr>
+        <w:rFonts w:ascii="Arial" w:eastAsia="Arial" w:hAnsi="Arial" w:cs="Arial"/>
+        <w:b w:val="0"/>
+        <w:bCs w:val="0"/>
+        <w:i w:val="0"/>
+        <w:iCs w:val="0"/>
+        <w:smallCaps w:val="0"/>
+        <w:strike w:val="0"/>
+        <w:dstrike w:val="0"/>
+        <w:color w:val="000000"/>
+        <w:sz w:val="22"/>
+        <w:szCs w:val="22"/>
+        <w:u w:val="none"/>
+        <w:effect w:val="none"/>
+        <w:vertAlign w:val="baseline"/>
+      </w:rPr>
+    </w:lvl>
+    <w:lvl w:ilvl="2">
+      <w:start w:val="1"/>
+      <w:numFmt w:val="bullet"/>
+      <w:lvlText w:val="■"/>
+      <w:lvlJc w:val="left"/>
+      <w:pPr>
+        <w:ind w:left="2160" w:hanging="360"/>
+      </w:pPr>
+      <w:rPr>
+        <w:rFonts w:ascii="Arial" w:eastAsia="Arial" w:hAnsi="Arial" w:cs="Arial"/>
+        <w:b w:val="0"/>
+        <w:bCs w:val="0"/>
+        <w:i w:val="0"/>
+        <w:iCs w:val="0"/>
+        <w:smallCaps w:val="0"/>
+        <w:strike w:val="0"/>
+        <w:dstrike w:val="0"/>
+        <w:color w:val="000000"/>
+        <w:sz w:val="22"/>
+        <w:szCs w:val="22"/>
+        <w:u w:val="none"/>
+        <w:effect w:val="none"/>
+        <w:vertAlign w:val="baseline"/>
+      </w:rPr>
+    </w:lvl>
+    <w:lvl w:ilvl="3">
+      <w:start w:val="1"/>
+      <w:numFmt w:val="bullet"/>
+      <w:lvlText w:val="■"/>
+      <w:lvlJc w:val="left"/>
+      <w:pPr>
+        <w:ind w:left="2880" w:hanging="360"/>
+      </w:pPr>
+      <w:rPr>
+        <w:rFonts w:ascii="Arial" w:eastAsia="Arial" w:hAnsi="Arial" w:cs="Arial"/>
+        <w:b w:val="0"/>
+        <w:bCs w:val="0"/>
+        <w:i w:val="0"/>
+        <w:iCs w:val="0"/>
+        <w:smallCaps w:val="0"/>
+        <w:strike w:val="0"/>
+        <w:dstrike w:val="0"/>
+        <w:color w:val="000000"/>
+        <w:sz w:val="22"/>
+        <w:szCs w:val="22"/>
+        <w:u w:val="none"/>
+        <w:effect w:val="none"/>
+        <w:vertAlign w:val="baseline"/>
+      </w:rPr>
+    </w:lvl>
+    <w:lvl w:ilvl="4">
+      <w:start w:val="1"/>
+      <w:numFmt w:val="bullet"/>
+      <w:lvlText w:val="■"/>
+      <w:lvlJc w:val="left"/>
+      <w:pPr>
+        <w:ind w:left="3600" w:hanging="360"/>
+      </w:pPr>
+      <w:rPr>
+        <w:rFonts w:ascii="Arial" w:eastAsia="Arial" w:hAnsi="Arial" w:cs="Arial"/>
+        <w:b w:val="0"/>
+        <w:bCs w:val="0"/>
+        <w:i w:val="0"/>
+        <w:iCs w:val="0"/>
+        <w:smallCaps w:val="0"/>
+        <w:strike w:val="0"/>
+        <w:dstrike w:val="0"/>
+        <w:color w:val="000000"/>
+        <w:sz w:val="22"/>
+        <w:szCs w:val="22"/>
+        <w:u w:val="none"/>
+        <w:effect w:val="none"/>
+        <w:vertAlign w:val="baseline"/>
+      </w:rPr>
+    </w:lvl>
+    <w:lvl w:ilvl="5">
+      <w:start w:val="1"/>
+      <w:numFmt w:val="bullet"/>
+      <w:lvlText w:val="■"/>
+      <w:lvlJc w:val="left"/>
+      <w:pPr>
+        <w:ind w:left="4320" w:hanging="360"/>
+      </w:pPr>
+      <w:rPr>
+        <w:rFonts w:ascii="Arial" w:eastAsia="Arial" w:hAnsi="Arial" w:cs="Arial"/>
+        <w:b w:val="0"/>
+        <w:bCs w:val="0"/>
+        <w:i w:val="0"/>
+        <w:iCs w:val="0"/>
+        <w:smallCaps w:val="0"/>
+        <w:strike w:val="0"/>
+        <w:dstrike w:val="0"/>
+        <w:color w:val="000000"/>
+        <w:sz w:val="22"/>
+        <w:szCs w:val="22"/>
+        <w:u w:val="none"/>
+        <w:effect w:val="none"/>
+        <w:vertAlign w:val="baseline"/>
+      </w:rPr>
+    </w:lvl>
+    <w:lvl w:ilvl="6">
+      <w:start w:val="1"/>
+      <w:numFmt w:val="bullet"/>
+      <w:lvlText w:val="■"/>
+      <w:lvlJc w:val="left"/>
+      <w:pPr>
+        <w:ind w:left="5040" w:hanging="360"/>
+      </w:pPr>
+      <w:rPr>
+        <w:rFonts w:ascii="Arial" w:eastAsia="Arial" w:hAnsi="Arial" w:cs="Arial"/>
+        <w:b w:val="0"/>
+        <w:bCs w:val="0"/>
+        <w:i w:val="0"/>
+        <w:iCs w:val="0"/>
+        <w:smallCaps w:val="0"/>
+        <w:strike w:val="0"/>
+        <w:dstrike w:val="0"/>
+        <w:color w:val="000000"/>
+        <w:sz w:val="22"/>
+        <w:szCs w:val="22"/>
+        <w:u w:val="none"/>
+        <w:effect w:val="none"/>
+        <w:vertAlign w:val="baseline"/>
+      </w:rPr>
+    </w:lvl>
+    <w:lvl w:ilvl="7">
+      <w:start w:val="1"/>
+      <w:numFmt w:val="bullet"/>
+      <w:lvlText w:val="■"/>
+      <w:lvlJc w:val="left"/>
+      <w:pPr>
+        <w:ind w:left="5760" w:hanging="360"/>
+      </w:pPr>
+      <w:rPr>
+        <w:rFonts w:ascii="Arial" w:eastAsia="Arial" w:hAnsi="Arial" w:cs="Arial"/>
+        <w:b w:val="0"/>
+        <w:bCs w:val="0"/>
+        <w:i w:val="0"/>
+        <w:iCs w:val="0"/>
+        <w:smallCaps w:val="0"/>
+        <w:strike w:val="0"/>
+        <w:dstrike w:val="0"/>
+        <w:color w:val="000000"/>
+        <w:sz w:val="22"/>
+        <w:szCs w:val="22"/>
+        <w:u w:val="none"/>
+        <w:effect w:val="none"/>
+        <w:vertAlign w:val="baseline"/>
+      </w:rPr>
+    </w:lvl>
+    <w:lvl w:ilvl="8">
+      <w:start w:val="1"/>
+      <w:numFmt w:val="bullet"/>
+      <w:lvlText w:val="■"/>
+      <w:lvlJc w:val="left"/>
+      <w:pPr>
+        <w:ind w:left="6480" w:hanging="360"/>
+      </w:pPr>
+      <w:rPr>
+        <w:rFonts w:ascii="Arial" w:eastAsia="Arial" w:hAnsi="Arial" w:cs="Arial"/>
+        <w:b w:val="0"/>
+        <w:bCs w:val="0"/>
+        <w:i w:val="0"/>
+        <w:iCs w:val="0"/>
+        <w:smallCaps w:val="0"/>
+        <w:strike w:val="0"/>
+        <w:dstrike w:val="0"/>
+        <w:color w:val="000000"/>
+        <w:sz w:val="22"/>
+        <w:szCs w:val="22"/>
+        <w:u w:val="none"/>
+        <w:effect w:val="none"/>
+        <w:vertAlign w:val="baseline"/>
+      </w:rPr>
+    </w:lvl>
+  </w:abstractNum>
+  <w:abstractNum w:abstractNumId="18" w15:restartNumberingAfterBreak="0">
+    <w:nsid w:val="50DC5E60"/>
+    <w:multiLevelType w:val="multilevel"/>
+    <w:tmpl w:val="8AAEB9D8"/>
+    <w:lvl w:ilvl="0">
+      <w:start w:val="1"/>
+      <w:numFmt w:val="decimal"/>
+      <w:lvlText w:val="%1."/>
+      <w:lvlJc w:val="left"/>
+      <w:pPr>
+        <w:tabs>
+          <w:tab w:val="num" w:pos="720"/>
+        </w:tabs>
+        <w:ind w:left="720" w:hanging="360"/>
+      </w:pPr>
+    </w:lvl>
+    <w:lvl w:ilvl="1">
+      <w:start w:val="1"/>
+      <w:numFmt w:val="bullet"/>
+      <w:lvlText w:val="o"/>
+      <w:lvlJc w:val="left"/>
+      <w:pPr>
+        <w:tabs>
+          <w:tab w:val="num" w:pos="1440"/>
+        </w:tabs>
+        <w:ind w:left="1440" w:hanging="360"/>
+      </w:pPr>
+      <w:rPr>
+        <w:rFonts w:ascii="Courier New" w:hAnsi="Courier New" w:hint="default"/>
+        <w:sz w:val="20"/>
+      </w:rPr>
+    </w:lvl>
+    <w:lvl w:ilvl="2" w:tentative="1">
+      <w:start w:val="1"/>
+      <w:numFmt w:val="decimal"/>
+      <w:lvlText w:val="%3."/>
+      <w:lvlJc w:val="left"/>
+      <w:pPr>
+        <w:tabs>
+          <w:tab w:val="num" w:pos="2160"/>
+        </w:tabs>
+        <w:ind w:left="2160" w:hanging="360"/>
+      </w:pPr>
+    </w:lvl>
+    <w:lvl w:ilvl="3" w:tentative="1">
+      <w:start w:val="1"/>
+      <w:numFmt w:val="decimal"/>
+      <w:lvlText w:val="%4."/>
+      <w:lvlJc w:val="left"/>
+      <w:pPr>
+        <w:tabs>
+          <w:tab w:val="num" w:pos="2880"/>
+        </w:tabs>
+        <w:ind w:left="2880" w:hanging="360"/>
+      </w:pPr>
+    </w:lvl>
+    <w:lvl w:ilvl="4" w:tentative="1">
+      <w:start w:val="1"/>
+      <w:numFmt w:val="decimal"/>
+      <w:lvlText w:val="%5."/>
+      <w:lvlJc w:val="left"/>
+      <w:pPr>
+        <w:tabs>
+          <w:tab w:val="num" w:pos="3600"/>
+        </w:tabs>
+        <w:ind w:left="3600" w:hanging="360"/>
+      </w:pPr>
+    </w:lvl>
+    <w:lvl w:ilvl="5" w:tentative="1">
+      <w:start w:val="1"/>
+      <w:numFmt w:val="decimal"/>
+      <w:lvlText w:val="%6."/>
+      <w:lvlJc w:val="left"/>
+      <w:pPr>
+        <w:tabs>
+          <w:tab w:val="num" w:pos="4320"/>
+        </w:tabs>
+        <w:ind w:left="4320" w:hanging="360"/>
+      </w:pPr>
+    </w:lvl>
+    <w:lvl w:ilvl="6" w:tentative="1">
+      <w:start w:val="1"/>
+      <w:numFmt w:val="decimal"/>
+      <w:lvlText w:val="%7."/>
+      <w:lvlJc w:val="left"/>
+      <w:pPr>
+        <w:tabs>
+          <w:tab w:val="num" w:pos="5040"/>
+        </w:tabs>
+        <w:ind w:left="5040" w:hanging="360"/>
+      </w:pPr>
+    </w:lvl>
+    <w:lvl w:ilvl="7" w:tentative="1">
+      <w:start w:val="1"/>
+      <w:numFmt w:val="decimal"/>
+      <w:lvlText w:val="%8."/>
+      <w:lvlJc w:val="left"/>
+      <w:pPr>
+        <w:tabs>
+          <w:tab w:val="num" w:pos="5760"/>
+        </w:tabs>
+        <w:ind w:left="5760" w:hanging="360"/>
+      </w:pPr>
+    </w:lvl>
+    <w:lvl w:ilvl="8" w:tentative="1">
+      <w:start w:val="1"/>
+      <w:numFmt w:val="decimal"/>
+      <w:lvlText w:val="%9."/>
+      <w:lvlJc w:val="left"/>
+      <w:pPr>
+        <w:tabs>
+          <w:tab w:val="num" w:pos="6480"/>
+        </w:tabs>
+        <w:ind w:left="6480" w:hanging="360"/>
+      </w:pPr>
+    </w:lvl>
+  </w:abstractNum>
+  <w:abstractNum w:abstractNumId="19" w15:restartNumberingAfterBreak="0">
     <w:nsid w:val="65E268E6"/>
     <w:multiLevelType w:val="hybridMultilevel"/>
     <w:tmpl w:val="218092A0"/>
@@ -3216,7 +5226,7 @@
       </w:rPr>
     </w:lvl>
   </w:abstractNum>
-  <w:abstractNum w:abstractNumId="14" w15:restartNumberingAfterBreak="0">
+  <w:abstractNum w:abstractNumId="20" w15:restartNumberingAfterBreak="0">
     <w:nsid w:val="7ECE7887"/>
     <w:multiLevelType w:val="hybridMultilevel"/>
     <w:tmpl w:val="364093FC"/>
@@ -3351,28 +5361,46 @@
     <w:abstractNumId w:val="1"/>
   </w:num>
   <w:num w:numId="8" w16cid:durableId="1178157540">
-    <w:abstractNumId w:val="14"/>
+    <w:abstractNumId w:val="20"/>
   </w:num>
   <w:num w:numId="9" w16cid:durableId="2109736835">
-    <w:abstractNumId w:val="11"/>
+    <w:abstractNumId w:val="14"/>
   </w:num>
   <w:num w:numId="10" w16cid:durableId="961572342">
     <w:abstractNumId w:val="6"/>
   </w:num>
   <w:num w:numId="11" w16cid:durableId="1877890326">
+    <w:abstractNumId w:val="19"/>
+  </w:num>
+  <w:num w:numId="12" w16cid:durableId="10499857">
     <w:abstractNumId w:val="13"/>
   </w:num>
-  <w:num w:numId="12" w16cid:durableId="10499857">
-    <w:abstractNumId w:val="10"/>
-  </w:num>
   <w:num w:numId="13" w16cid:durableId="741634697">
-    <w:abstractNumId w:val="12"/>
+    <w:abstractNumId w:val="16"/>
   </w:num>
   <w:num w:numId="14" w16cid:durableId="393894855">
     <w:abstractNumId w:val="8"/>
   </w:num>
   <w:num w:numId="15" w16cid:durableId="582682814">
     <w:abstractNumId w:val="0"/>
+  </w:num>
+  <w:num w:numId="16" w16cid:durableId="1754083796">
+    <w:abstractNumId w:val="11"/>
+  </w:num>
+  <w:num w:numId="17" w16cid:durableId="283274428">
+    <w:abstractNumId w:val="17"/>
+  </w:num>
+  <w:num w:numId="18" w16cid:durableId="136068772">
+    <w:abstractNumId w:val="10"/>
+  </w:num>
+  <w:num w:numId="19" w16cid:durableId="1988699783">
+    <w:abstractNumId w:val="15"/>
+  </w:num>
+  <w:num w:numId="20" w16cid:durableId="143393941">
+    <w:abstractNumId w:val="18"/>
+  </w:num>
+  <w:num w:numId="21" w16cid:durableId="1953857159">
+    <w:abstractNumId w:val="12"/>
   </w:num>
 </w:numbering>
 </file>

--- a/Integrador nivel 3.docx
+++ b/Integrador nivel 3.docx
@@ -814,6 +814,15 @@
     <w:p>
       <w:pPr>
         <w:spacing w:after="0"/>
+        <w:rPr>
+          <w:b/>
+          <w:bCs/>
+        </w:rPr>
+      </w:pPr>
+    </w:p>
+    <w:p>
+      <w:pPr>
+        <w:spacing w:after="0"/>
       </w:pPr>
       <w:r>
         <w:rPr>
@@ -825,28 +834,19 @@
       <w:r>
         <w:t xml:space="preserve"> Convertir los componentes aislados en una </w:t>
       </w:r>
-      <w:proofErr w:type="gramStart"/>
       <w:r>
         <w:rPr>
           <w:i/>
           <w:iCs/>
         </w:rPr>
-        <w:t>Single</w:t>
-      </w:r>
-      <w:proofErr w:type="gramEnd"/>
+        <w:t xml:space="preserve">Single Page </w:t>
+      </w:r>
+      <w:proofErr w:type="spellStart"/>
       <w:r>
         <w:rPr>
           <w:i/>
           <w:iCs/>
         </w:rPr>
-        <w:t xml:space="preserve"> Page </w:t>
-      </w:r>
-      <w:proofErr w:type="spellStart"/>
-      <w:r>
-        <w:rPr>
-          <w:i/>
-          <w:iCs/>
-        </w:rPr>
         <w:t>Application</w:t>
       </w:r>
       <w:proofErr w:type="spellEnd"/>
@@ -868,6 +868,15 @@
       <w:r>
         <w:t xml:space="preserve"> Proyecto versionado, con la arquitectura de componentes corregida si hubo observaciones en la semana 6.</w:t>
       </w:r>
+    </w:p>
+    <w:p>
+      <w:pPr>
+        <w:spacing w:after="0"/>
+        <w:rPr>
+          <w:b/>
+          <w:bCs/>
+        </w:rPr>
+      </w:pPr>
     </w:p>
     <w:p>
       <w:pPr>
@@ -929,35 +938,7 @@
         <w:t xml:space="preserve"> DOM):</w:t>
       </w:r>
       <w:r>
-        <w:t xml:space="preserve"> Implementar rutas para moverse entre las diferentes pantallas de su aplicación sin que la página se recargue (Semana 7). 2. </w:t>
-      </w:r>
-      <w:r>
-        <w:rPr>
-          <w:b/>
-          <w:bCs/>
-        </w:rPr>
-        <w:t>Formularios Controlados:</w:t>
-      </w:r>
-      <w:r>
-        <w:t xml:space="preserve"> Crear los formularios de su proyecto (ej. "Crear Producto", "Login") asegurando que los </w:t>
-      </w:r>
-      <w:r>
-        <w:rPr>
-          <w:i/>
-          <w:iCs/>
-        </w:rPr>
-        <w:t>inputs</w:t>
-      </w:r>
-      <w:r>
-        <w:t xml:space="preserve"> estén controlados por el estado de </w:t>
-      </w:r>
-      <w:proofErr w:type="spellStart"/>
-      <w:r>
-        <w:t>React</w:t>
-      </w:r>
-      <w:proofErr w:type="spellEnd"/>
-      <w:r>
-        <w:t>, tal como se vio en la semana 9.</w:t>
+        <w:t xml:space="preserve"> Implementar rutas para moverse entre las diferentes pantallas de su aplicación sin que la página se recargue (Semana 7). </w:t>
       </w:r>
     </w:p>
     <w:p>
@@ -973,6 +954,43 @@
           <w:b/>
           <w:bCs/>
         </w:rPr>
+        <w:t>Formularios Controlados:</w:t>
+      </w:r>
+      <w:r>
+        <w:t xml:space="preserve"> Crear los formularios de su proyecto (ej. "Crear Producto", "Login") asegurando que los </w:t>
+      </w:r>
+      <w:r>
+        <w:rPr>
+          <w:i/>
+          <w:iCs/>
+        </w:rPr>
+        <w:t>inputs</w:t>
+      </w:r>
+      <w:r>
+        <w:t xml:space="preserve"> estén controlados por el estado de </w:t>
+      </w:r>
+      <w:proofErr w:type="spellStart"/>
+      <w:r>
+        <w:t>React</w:t>
+      </w:r>
+      <w:proofErr w:type="spellEnd"/>
+      <w:r>
+        <w:t>, tal como se vio en la semana 9.</w:t>
+      </w:r>
+    </w:p>
+    <w:p>
+      <w:pPr>
+        <w:numPr>
+          <w:ilvl w:val="0"/>
+          <w:numId w:val="20"/>
+        </w:numPr>
+        <w:spacing w:after="0"/>
+      </w:pPr>
+      <w:r>
+        <w:rPr>
+          <w:b/>
+          <w:bCs/>
+        </w:rPr>
         <w:t>Estado Global (</w:t>
       </w:r>
       <w:proofErr w:type="spellStart"/>
@@ -1115,7 +1133,6 @@
           <w:b/>
           <w:bCs/>
         </w:rPr>
-        <w:lastRenderedPageBreak/>
         <w:t>Objetivo:</w:t>
       </w:r>
       <w:r>
@@ -1599,6 +1616,7 @@
         <w:spacing w:after="0"/>
       </w:pPr>
       <w:r>
+        <w:lastRenderedPageBreak/>
         <w:t>Proveer una interfaz de usuario intuitiva que facilite el acceso a la información tanto para docentes como para estudiantes.</w:t>
       </w:r>
     </w:p>
